--- a/helferblatt/Nachtfels_Helfer-Blatt.docx
+++ b/helferblatt/Nachtfels_Helfer-Blatt.docx
@@ -355,6 +355,42 @@
           <w:szCs w:val="22"/>
         </w:rPr>
         <w:t xml:space="preserve">I'm down — somebody help me!</w:t>
+      </w:r>
+    </w:p>
+    <w:p>
+      <w:pPr>
+        <w:pStyle w:val="ListParagraph"/>
+        <w:numPr>
+          <w:ilvl w:val="0"/>
+          <w:numId w:val="2"/>
+        </w:numPr>
+        <w:spacing w:after="60"/>
+      </w:pPr>
+      <w:r>
+        <w:rPr>
+          <w:rFonts w:ascii="Georgia" w:cs="Georgia" w:eastAsia="Georgia" w:hAnsi="Georgia"/>
+          <w:sz w:val="22"/>
+          <w:szCs w:val="22"/>
+        </w:rPr>
+        <w:t xml:space="preserve">I roll for my fate.</w:t>
+      </w:r>
+    </w:p>
+    <w:p>
+      <w:pPr>
+        <w:pStyle w:val="ListParagraph"/>
+        <w:numPr>
+          <w:ilvl w:val="0"/>
+          <w:numId w:val="2"/>
+        </w:numPr>
+        <w:spacing w:after="60"/>
+      </w:pPr>
+      <w:r>
+        <w:rPr>
+          <w:rFonts w:ascii="Georgia" w:cs="Georgia" w:eastAsia="Georgia" w:hAnsi="Georgia"/>
+          <w:sz w:val="22"/>
+          <w:szCs w:val="22"/>
+        </w:rPr>
+        <w:t xml:space="preserve">I rolled a 14.</w:t>
       </w:r>
     </w:p>
     <w:p>
@@ -2256,7 +2292,7 @@
           <w:sz w:val="30"/>
           <w:szCs w:val="30"/>
         </w:rPr>
-        <w:t xml:space="preserve">Teil 4 · The courtyard</w:t>
+        <w:t xml:space="preserve">Teil 4 · On the way up</w:t>
       </w:r>
     </w:p>
     <w:p>
@@ -2283,7 +2319,7 @@
           <w:sz w:val="20"/>
           <w:szCs w:val="20"/>
         </w:rPr>
-        <w:t xml:space="preserve">The raven repeats every sentence it hears. Say one whole sentence to it — slowly and clearly.</w:t>
+        <w:t xml:space="preserve">In the cellar: convince the guard that you are guests — one calm sentence each. In the swamp: talk while you roll.</w:t>
       </w:r>
     </w:p>
     <w:p>
@@ -2317,61 +2353,79 @@
           <w:sz w:val="22"/>
           <w:szCs w:val="22"/>
         </w:rPr>
-        <w:t xml:space="preserve">Hello. Can you understand me?</w:t>
-      </w:r>
-    </w:p>
-    <w:p>
-      <w:pPr>
-        <w:pStyle w:val="ListParagraph"/>
-        <w:numPr>
-          <w:ilvl w:val="0"/>
-          <w:numId w:val="2"/>
-        </w:numPr>
-        <w:spacing w:after="60"/>
-      </w:pPr>
-      <w:r>
-        <w:rPr>
-          <w:rFonts w:ascii="Georgia" w:cs="Georgia" w:eastAsia="Georgia" w:hAnsi="Georgia"/>
-          <w:sz w:val="22"/>
-          <w:szCs w:val="22"/>
-        </w:rPr>
-        <w:t xml:space="preserve">Where is the woman?</w:t>
-      </w:r>
-    </w:p>
-    <w:p>
-      <w:pPr>
-        <w:pStyle w:val="ListParagraph"/>
-        <w:numPr>
-          <w:ilvl w:val="0"/>
-          <w:numId w:val="2"/>
-        </w:numPr>
-        <w:spacing w:after="60"/>
-      </w:pPr>
-      <w:r>
-        <w:rPr>
-          <w:rFonts w:ascii="Georgia" w:cs="Georgia" w:eastAsia="Georgia" w:hAnsi="Georgia"/>
-          <w:sz w:val="22"/>
-          <w:szCs w:val="22"/>
-        </w:rPr>
-        <w:t xml:space="preserve">Who taught you to speak?</w:t>
-      </w:r>
-    </w:p>
-    <w:p>
-      <w:pPr>
-        <w:pStyle w:val="ListParagraph"/>
-        <w:numPr>
-          <w:ilvl w:val="0"/>
-          <w:numId w:val="2"/>
-        </w:numPr>
-        <w:spacing w:after="60"/>
-      </w:pPr>
-      <w:r>
-        <w:rPr>
-          <w:rFonts w:ascii="Georgia" w:cs="Georgia" w:eastAsia="Georgia" w:hAnsi="Georgia"/>
-          <w:sz w:val="22"/>
-          <w:szCs w:val="22"/>
-        </w:rPr>
-        <w:t xml:space="preserve">Say: the Count is a liar.</w:t>
+        <w:t xml:space="preserve">Good evening. We are guests of the Count.</w:t>
+      </w:r>
+    </w:p>
+    <w:p>
+      <w:pPr>
+        <w:pStyle w:val="ListParagraph"/>
+        <w:numPr>
+          <w:ilvl w:val="0"/>
+          <w:numId w:val="2"/>
+        </w:numPr>
+        <w:spacing w:after="60"/>
+      </w:pPr>
+      <w:r>
+        <w:rPr>
+          <w:rFonts w:ascii="Georgia" w:cs="Georgia" w:eastAsia="Georgia" w:hAnsi="Georgia"/>
+          <w:sz w:val="22"/>
+          <w:szCs w:val="22"/>
+        </w:rPr>
+        <w:t xml:space="preserve">He is expecting us. We came a long way.</w:t>
+      </w:r>
+    </w:p>
+    <w:p>
+      <w:pPr>
+        <w:pStyle w:val="ListParagraph"/>
+        <w:numPr>
+          <w:ilvl w:val="0"/>
+          <w:numId w:val="2"/>
+        </w:numPr>
+        <w:spacing w:after="60"/>
+      </w:pPr>
+      <w:r>
+        <w:rPr>
+          <w:rFonts w:ascii="Georgia" w:cs="Georgia" w:eastAsia="Georgia" w:hAnsi="Georgia"/>
+          <w:sz w:val="22"/>
+          <w:szCs w:val="22"/>
+        </w:rPr>
+        <w:t xml:space="preserve">Please — could you take us to him?</w:t>
+      </w:r>
+    </w:p>
+    <w:p>
+      <w:pPr>
+        <w:pStyle w:val="ListParagraph"/>
+        <w:numPr>
+          <w:ilvl w:val="0"/>
+          <w:numId w:val="2"/>
+        </w:numPr>
+        <w:spacing w:after="60"/>
+      </w:pPr>
+      <w:r>
+        <w:rPr>
+          <w:rFonts w:ascii="Georgia" w:cs="Georgia" w:eastAsia="Georgia" w:hAnsi="Georgia"/>
+          <w:sz w:val="22"/>
+          <w:szCs w:val="22"/>
+        </w:rPr>
+        <w:t xml:space="preserve">I'm stuck! Give me your hand!</w:t>
+      </w:r>
+    </w:p>
+    <w:p>
+      <w:pPr>
+        <w:pStyle w:val="ListParagraph"/>
+        <w:numPr>
+          <w:ilvl w:val="0"/>
+          <w:numId w:val="2"/>
+        </w:numPr>
+        <w:spacing w:after="60"/>
+      </w:pPr>
+      <w:r>
+        <w:rPr>
+          <w:rFonts w:ascii="Georgia" w:cs="Georgia" w:eastAsia="Georgia" w:hAnsi="Georgia"/>
+          <w:sz w:val="22"/>
+          <w:szCs w:val="22"/>
+        </w:rPr>
+        <w:t xml:space="preserve">Careful — the ground is soft here.</w:t>
       </w:r>
     </w:p>
     <w:p>
@@ -2482,7 +2536,7 @@
                 <w:sz w:val="20"/>
                 <w:szCs w:val="20"/>
               </w:rPr>
-              <w:t xml:space="preserve">a raven</w:t>
+              <w:t xml:space="preserve">a guard</w:t>
             </w:r>
           </w:p>
         </w:tc>
@@ -2506,7 +2560,7 @@
                 <w:sz w:val="20"/>
                 <w:szCs w:val="20"/>
               </w:rPr>
-              <w:t xml:space="preserve">ein Rabe</w:t>
+              <w:t xml:space="preserve">eine Wache</w:t>
             </w:r>
           </w:p>
         </w:tc>
@@ -2532,7 +2586,7 @@
                 <w:sz w:val="20"/>
                 <w:szCs w:val="20"/>
               </w:rPr>
-              <w:t xml:space="preserve">a courtyard</w:t>
+              <w:t xml:space="preserve">a guest</w:t>
             </w:r>
           </w:p>
         </w:tc>
@@ -2556,7 +2610,7 @@
                 <w:sz w:val="20"/>
                 <w:szCs w:val="20"/>
               </w:rPr>
-              <w:t xml:space="preserve">ein Innenhof</w:t>
+              <w:t xml:space="preserve">ein Gast</w:t>
             </w:r>
           </w:p>
         </w:tc>
@@ -2582,7 +2636,7 @@
                 <w:sz w:val="20"/>
                 <w:szCs w:val="20"/>
               </w:rPr>
-              <w:t xml:space="preserve">a fountain</w:t>
+              <w:t xml:space="preserve">to expect somebody</w:t>
             </w:r>
           </w:p>
         </w:tc>
@@ -2606,7 +2660,7 @@
                 <w:sz w:val="20"/>
                 <w:szCs w:val="20"/>
               </w:rPr>
-              <w:t xml:space="preserve">ein Brunnen</w:t>
+              <w:t xml:space="preserve">jemanden erwarten</w:t>
             </w:r>
           </w:p>
         </w:tc>
@@ -2632,7 +2686,7 @@
                 <w:sz w:val="20"/>
                 <w:szCs w:val="20"/>
               </w:rPr>
-              <w:t xml:space="preserve">a chapel</w:t>
+              <w:t xml:space="preserve">a cellar</w:t>
             </w:r>
           </w:p>
         </w:tc>
@@ -2656,7 +2710,7 @@
                 <w:sz w:val="20"/>
                 <w:szCs w:val="20"/>
               </w:rPr>
-              <w:t xml:space="preserve">eine Kapelle</w:t>
+              <w:t xml:space="preserve">ein Keller</w:t>
             </w:r>
           </w:p>
         </w:tc>
@@ -2682,7 +2736,7 @@
                 <w:sz w:val="20"/>
                 <w:szCs w:val="20"/>
               </w:rPr>
-              <w:t xml:space="preserve">a library</w:t>
+              <w:t xml:space="preserve">a swamp, a bog</w:t>
             </w:r>
           </w:p>
         </w:tc>
@@ -2706,7 +2760,7 @@
                 <w:sz w:val="20"/>
                 <w:szCs w:val="20"/>
               </w:rPr>
-              <w:t xml:space="preserve">eine Bibliothek</w:t>
+              <w:t xml:space="preserve">ein Sumpf</w:t>
             </w:r>
           </w:p>
         </w:tc>
@@ -2732,7 +2786,7 @@
                 <w:sz w:val="20"/>
                 <w:szCs w:val="20"/>
               </w:rPr>
-              <w:t xml:space="preserve">to repeat</w:t>
+              <w:t xml:space="preserve">to be stuck</w:t>
             </w:r>
           </w:p>
         </w:tc>
@@ -2756,7 +2810,7 @@
                 <w:sz w:val="20"/>
                 <w:szCs w:val="20"/>
               </w:rPr>
-              <w:t xml:space="preserve">wiederholen</w:t>
+              <w:t xml:space="preserve">feststecken</w:t>
             </w:r>
           </w:p>
         </w:tc>
@@ -2782,7 +2836,7 @@
                 <w:sz w:val="20"/>
                 <w:szCs w:val="20"/>
               </w:rPr>
-              <w:t xml:space="preserve">a liar</w:t>
+              <w:t xml:space="preserve">to sneak</w:t>
             </w:r>
           </w:p>
         </w:tc>
@@ -2806,17 +2860,12 @@
                 <w:sz w:val="20"/>
                 <w:szCs w:val="20"/>
               </w:rPr>
-              <w:t xml:space="preserve">ein Lügner</w:t>
+              <w:t xml:space="preserve">schleichen</w:t>
             </w:r>
           </w:p>
         </w:tc>
       </w:tr>
     </w:tbl>
-    <w:p>
-      <w:r>
-        <w:br w:type="page"/>
-      </w:r>
-    </w:p>
     <w:p>
       <w:pPr>
         <w:pStyle w:val="Heading1"/>
@@ -2834,7 +2883,7 @@
           <w:sz w:val="30"/>
           <w:szCs w:val="30"/>
         </w:rPr>
-        <w:t xml:space="preserve">Teil 5 · Behind the door</w:t>
+        <w:t xml:space="preserve">Teil 5 · The courtyard</w:t>
       </w:r>
     </w:p>
     <w:p>
@@ -2861,7 +2910,7 @@
           <w:sz w:val="20"/>
           <w:szCs w:val="20"/>
         </w:rPr>
-        <w:t xml:space="preserve">In the library: tell Bellamy three true things about yourself. In the kitchen: answer Tam's question honestly.</w:t>
+        <w:t xml:space="preserve">The raven repeats every sentence it hears. Say one whole sentence to it — slowly and clearly.</w:t>
       </w:r>
     </w:p>
     <w:p>
@@ -2895,79 +2944,61 @@
           <w:sz w:val="22"/>
           <w:szCs w:val="22"/>
         </w:rPr>
-        <w:t xml:space="preserve">The thing I regret most is …</w:t>
-      </w:r>
-    </w:p>
-    <w:p>
-      <w:pPr>
-        <w:pStyle w:val="ListParagraph"/>
-        <w:numPr>
-          <w:ilvl w:val="0"/>
-          <w:numId w:val="2"/>
-        </w:numPr>
-        <w:spacing w:after="60"/>
-      </w:pPr>
-      <w:r>
-        <w:rPr>
-          <w:rFonts w:ascii="Georgia" w:cs="Georgia" w:eastAsia="Georgia" w:hAnsi="Georgia"/>
-          <w:sz w:val="22"/>
-          <w:szCs w:val="22"/>
-        </w:rPr>
-        <w:t xml:space="preserve">I have never told anyone that …</w:t>
-      </w:r>
-    </w:p>
-    <w:p>
-      <w:pPr>
-        <w:pStyle w:val="ListParagraph"/>
-        <w:numPr>
-          <w:ilvl w:val="0"/>
-          <w:numId w:val="2"/>
-        </w:numPr>
-        <w:spacing w:after="60"/>
-      </w:pPr>
-      <w:r>
-        <w:rPr>
-          <w:rFonts w:ascii="Georgia" w:cs="Georgia" w:eastAsia="Georgia" w:hAnsi="Georgia"/>
-          <w:sz w:val="22"/>
-          <w:szCs w:val="22"/>
-        </w:rPr>
-        <w:t xml:space="preserve">If I don't come back tonight, somebody should know that …</w:t>
-      </w:r>
-    </w:p>
-    <w:p>
-      <w:pPr>
-        <w:pStyle w:val="ListParagraph"/>
-        <w:numPr>
-          <w:ilvl w:val="0"/>
-          <w:numId w:val="2"/>
-        </w:numPr>
-        <w:spacing w:after="60"/>
-      </w:pPr>
-      <w:r>
-        <w:rPr>
-          <w:rFonts w:ascii="Georgia" w:cs="Georgia" w:eastAsia="Georgia" w:hAnsi="Georgia"/>
-          <w:sz w:val="22"/>
-          <w:szCs w:val="22"/>
-        </w:rPr>
-        <w:t xml:space="preserve">Yes, I promise. We will …</w:t>
-      </w:r>
-    </w:p>
-    <w:p>
-      <w:pPr>
-        <w:pStyle w:val="ListParagraph"/>
-        <w:numPr>
-          <w:ilvl w:val="0"/>
-          <w:numId w:val="2"/>
-        </w:numPr>
-        <w:spacing w:after="60"/>
-      </w:pPr>
-      <w:r>
-        <w:rPr>
-          <w:rFonts w:ascii="Georgia" w:cs="Georgia" w:eastAsia="Georgia" w:hAnsi="Georgia"/>
-          <w:sz w:val="22"/>
-          <w:szCs w:val="22"/>
-        </w:rPr>
-        <w:t xml:space="preserve">I can't promise that, because …</w:t>
+        <w:t xml:space="preserve">Hello. Can you understand me?</w:t>
+      </w:r>
+    </w:p>
+    <w:p>
+      <w:pPr>
+        <w:pStyle w:val="ListParagraph"/>
+        <w:numPr>
+          <w:ilvl w:val="0"/>
+          <w:numId w:val="2"/>
+        </w:numPr>
+        <w:spacing w:after="60"/>
+      </w:pPr>
+      <w:r>
+        <w:rPr>
+          <w:rFonts w:ascii="Georgia" w:cs="Georgia" w:eastAsia="Georgia" w:hAnsi="Georgia"/>
+          <w:sz w:val="22"/>
+          <w:szCs w:val="22"/>
+        </w:rPr>
+        <w:t xml:space="preserve">Where is the woman?</w:t>
+      </w:r>
+    </w:p>
+    <w:p>
+      <w:pPr>
+        <w:pStyle w:val="ListParagraph"/>
+        <w:numPr>
+          <w:ilvl w:val="0"/>
+          <w:numId w:val="2"/>
+        </w:numPr>
+        <w:spacing w:after="60"/>
+      </w:pPr>
+      <w:r>
+        <w:rPr>
+          <w:rFonts w:ascii="Georgia" w:cs="Georgia" w:eastAsia="Georgia" w:hAnsi="Georgia"/>
+          <w:sz w:val="22"/>
+          <w:szCs w:val="22"/>
+        </w:rPr>
+        <w:t xml:space="preserve">Who taught you to speak?</w:t>
+      </w:r>
+    </w:p>
+    <w:p>
+      <w:pPr>
+        <w:pStyle w:val="ListParagraph"/>
+        <w:numPr>
+          <w:ilvl w:val="0"/>
+          <w:numId w:val="2"/>
+        </w:numPr>
+        <w:spacing w:after="60"/>
+      </w:pPr>
+      <w:r>
+        <w:rPr>
+          <w:rFonts w:ascii="Georgia" w:cs="Georgia" w:eastAsia="Georgia" w:hAnsi="Georgia"/>
+          <w:sz w:val="22"/>
+          <w:szCs w:val="22"/>
+        </w:rPr>
+        <w:t xml:space="preserve">Say: the Count is a liar.</w:t>
       </w:r>
     </w:p>
     <w:p>
@@ -3078,7 +3109,7 @@
                 <w:sz w:val="20"/>
                 <w:szCs w:val="20"/>
               </w:rPr>
-              <w:t xml:space="preserve">to promise</w:t>
+              <w:t xml:space="preserve">a raven</w:t>
             </w:r>
           </w:p>
         </w:tc>
@@ -3102,7 +3133,7 @@
                 <w:sz w:val="20"/>
                 <w:szCs w:val="20"/>
               </w:rPr>
-              <w:t xml:space="preserve">versprechen</w:t>
+              <w:t xml:space="preserve">ein Rabe</w:t>
             </w:r>
           </w:p>
         </w:tc>
@@ -3128,7 +3159,7 @@
                 <w:sz w:val="20"/>
                 <w:szCs w:val="20"/>
               </w:rPr>
-              <w:t xml:space="preserve">to regret something</w:t>
+              <w:t xml:space="preserve">a courtyard</w:t>
             </w:r>
           </w:p>
         </w:tc>
@@ -3152,7 +3183,7 @@
                 <w:sz w:val="20"/>
                 <w:szCs w:val="20"/>
               </w:rPr>
-              <w:t xml:space="preserve">etwas bereuen</w:t>
+              <w:t xml:space="preserve">ein Innenhof</w:t>
             </w:r>
           </w:p>
         </w:tc>
@@ -3178,7 +3209,7 @@
                 <w:sz w:val="20"/>
                 <w:szCs w:val="20"/>
               </w:rPr>
-              <w:t xml:space="preserve">true — to lie</w:t>
+              <w:t xml:space="preserve">a fountain</w:t>
             </w:r>
           </w:p>
         </w:tc>
@@ -3202,7 +3233,7 @@
                 <w:sz w:val="20"/>
                 <w:szCs w:val="20"/>
               </w:rPr>
-              <w:t xml:space="preserve">wahr — lügen</w:t>
+              <w:t xml:space="preserve">ein Brunnen</w:t>
             </w:r>
           </w:p>
         </w:tc>
@@ -3228,7 +3259,7 @@
                 <w:sz w:val="20"/>
                 <w:szCs w:val="20"/>
               </w:rPr>
-              <w:t xml:space="preserve">to trust somebody</w:t>
+              <w:t xml:space="preserve">a chapel</w:t>
             </w:r>
           </w:p>
         </w:tc>
@@ -3252,7 +3283,7 @@
                 <w:sz w:val="20"/>
                 <w:szCs w:val="20"/>
               </w:rPr>
-              <w:t xml:space="preserve">jemandem vertrauen</w:t>
+              <w:t xml:space="preserve">eine Kapelle</w:t>
             </w:r>
           </w:p>
         </w:tc>
@@ -3278,7 +3309,7 @@
                 <w:sz w:val="20"/>
                 <w:szCs w:val="20"/>
               </w:rPr>
-              <w:t xml:space="preserve">a favour</w:t>
+              <w:t xml:space="preserve">a library</w:t>
             </w:r>
           </w:p>
         </w:tc>
@@ -3302,12 +3333,117 @@
                 <w:sz w:val="20"/>
                 <w:szCs w:val="20"/>
               </w:rPr>
-              <w:t xml:space="preserve">ein Gefallen</w:t>
+              <w:t xml:space="preserve">eine Bibliothek</w:t>
+            </w:r>
+          </w:p>
+        </w:tc>
+      </w:tr>
+      <w:tr>
+        <w:tc>
+          <w:tcPr>
+            <w:tcW w:type="dxa" w:w="5100"/>
+            <w:tcMar>
+              <w:top w:type="dxa" w:w="50"/>
+              <w:left w:type="dxa" w:w="110"/>
+              <w:bottom w:type="dxa" w:w="50"/>
+              <w:right w:type="dxa" w:w="110"/>
+            </w:tcMar>
+          </w:tcPr>
+          <w:p>
+            <w:r>
+              <w:rPr>
+                <w:rFonts w:ascii="Georgia" w:cs="Georgia" w:eastAsia="Georgia" w:hAnsi="Georgia"/>
+                <w:b/>
+                <w:bCs/>
+                <w:color w:val="1A1A1A"/>
+                <w:sz w:val="20"/>
+                <w:szCs w:val="20"/>
+              </w:rPr>
+              <w:t xml:space="preserve">to repeat</w:t>
+            </w:r>
+          </w:p>
+        </w:tc>
+        <w:tc>
+          <w:tcPr>
+            <w:tcW w:type="dxa" w:w="4538"/>
+            <w:tcMar>
+              <w:top w:type="dxa" w:w="50"/>
+              <w:left w:type="dxa" w:w="110"/>
+              <w:bottom w:type="dxa" w:w="50"/>
+              <w:right w:type="dxa" w:w="110"/>
+            </w:tcMar>
+          </w:tcPr>
+          <w:p>
+            <w:r>
+              <w:rPr>
+                <w:rFonts w:ascii="Georgia" w:cs="Georgia" w:eastAsia="Georgia" w:hAnsi="Georgia"/>
+                <w:b w:val="false"/>
+                <w:bCs w:val="false"/>
+                <w:color w:val="444444"/>
+                <w:sz w:val="20"/>
+                <w:szCs w:val="20"/>
+              </w:rPr>
+              <w:t xml:space="preserve">wiederholen</w:t>
+            </w:r>
+          </w:p>
+        </w:tc>
+      </w:tr>
+      <w:tr>
+        <w:tc>
+          <w:tcPr>
+            <w:tcW w:type="dxa" w:w="5100"/>
+            <w:tcMar>
+              <w:top w:type="dxa" w:w="50"/>
+              <w:left w:type="dxa" w:w="110"/>
+              <w:bottom w:type="dxa" w:w="50"/>
+              <w:right w:type="dxa" w:w="110"/>
+            </w:tcMar>
+          </w:tcPr>
+          <w:p>
+            <w:r>
+              <w:rPr>
+                <w:rFonts w:ascii="Georgia" w:cs="Georgia" w:eastAsia="Georgia" w:hAnsi="Georgia"/>
+                <w:b/>
+                <w:bCs/>
+                <w:color w:val="1A1A1A"/>
+                <w:sz w:val="20"/>
+                <w:szCs w:val="20"/>
+              </w:rPr>
+              <w:t xml:space="preserve">a liar</w:t>
+            </w:r>
+          </w:p>
+        </w:tc>
+        <w:tc>
+          <w:tcPr>
+            <w:tcW w:type="dxa" w:w="4538"/>
+            <w:tcMar>
+              <w:top w:type="dxa" w:w="50"/>
+              <w:left w:type="dxa" w:w="110"/>
+              <w:bottom w:type="dxa" w:w="50"/>
+              <w:right w:type="dxa" w:w="110"/>
+            </w:tcMar>
+          </w:tcPr>
+          <w:p>
+            <w:r>
+              <w:rPr>
+                <w:rFonts w:ascii="Georgia" w:cs="Georgia" w:eastAsia="Georgia" w:hAnsi="Georgia"/>
+                <w:b w:val="false"/>
+                <w:bCs w:val="false"/>
+                <w:color w:val="444444"/>
+                <w:sz w:val="20"/>
+                <w:szCs w:val="20"/>
+              </w:rPr>
+              <w:t xml:space="preserve">ein Lügner</w:t>
             </w:r>
           </w:p>
         </w:tc>
       </w:tr>
     </w:tbl>
+    <w:p>
+      <w:r>
+        <w:br w:type="page"/>
+      </w:r>
+    </w:p>
     <w:p>
       <w:pPr>
         <w:pStyle w:val="Heading1"/>
@@ -3325,7 +3461,7 @@
           <w:sz w:val="30"/>
           <w:szCs w:val="30"/>
         </w:rPr>
-        <w:t xml:space="preserve">Teil 6 · The tower</w:t>
+        <w:t xml:space="preserve">Teil 6 · Behind the door</w:t>
       </w:r>
     </w:p>
     <w:p>
@@ -3352,7 +3488,7 @@
           <w:sz w:val="20"/>
           <w:szCs w:val="20"/>
         </w:rPr>
-        <w:t xml:space="preserve">Mirela does not want to be rescued, and she has good reasons. Give her a real argument — then listen to her answer.</w:t>
+        <w:t xml:space="preserve">In the library: tell Bellamy three true things about yourself. In the kitchen: answer Tam's question honestly.</w:t>
       </w:r>
     </w:p>
     <w:p>
@@ -3386,97 +3522,79 @@
           <w:sz w:val="22"/>
           <w:szCs w:val="22"/>
         </w:rPr>
-        <w:t xml:space="preserve">You don't have to do this, because …</w:t>
-      </w:r>
-    </w:p>
-    <w:p>
-      <w:pPr>
-        <w:pStyle w:val="ListParagraph"/>
-        <w:numPr>
-          <w:ilvl w:val="0"/>
-          <w:numId w:val="2"/>
-        </w:numPr>
-        <w:spacing w:after="60"/>
-      </w:pPr>
-      <w:r>
-        <w:rPr>
-          <w:rFonts w:ascii="Georgia" w:cs="Georgia" w:eastAsia="Georgia" w:hAnsi="Georgia"/>
-          <w:sz w:val="22"/>
-          <w:szCs w:val="22"/>
-        </w:rPr>
-        <w:t xml:space="preserve">Have you thought about what happens to …?</w:t>
-      </w:r>
-    </w:p>
-    <w:p>
-      <w:pPr>
-        <w:pStyle w:val="ListParagraph"/>
-        <w:numPr>
-          <w:ilvl w:val="0"/>
-          <w:numId w:val="2"/>
-        </w:numPr>
-        <w:spacing w:after="60"/>
-      </w:pPr>
-      <w:r>
-        <w:rPr>
-          <w:rFonts w:ascii="Georgia" w:cs="Georgia" w:eastAsia="Georgia" w:hAnsi="Georgia"/>
-          <w:sz w:val="22"/>
-          <w:szCs w:val="22"/>
-        </w:rPr>
-        <w:t xml:space="preserve">What if we … instead?</w:t>
-      </w:r>
-    </w:p>
-    <w:p>
-      <w:pPr>
-        <w:pStyle w:val="ListParagraph"/>
-        <w:numPr>
-          <w:ilvl w:val="0"/>
-          <w:numId w:val="2"/>
-        </w:numPr>
-        <w:spacing w:after="60"/>
-      </w:pPr>
-      <w:r>
-        <w:rPr>
-          <w:rFonts w:ascii="Georgia" w:cs="Georgia" w:eastAsia="Georgia" w:hAnsi="Georgia"/>
-          <w:sz w:val="22"/>
-          <w:szCs w:val="22"/>
-        </w:rPr>
-        <w:t xml:space="preserve">I understand, but …</w:t>
-      </w:r>
-    </w:p>
-    <w:p>
-      <w:pPr>
-        <w:pStyle w:val="ListParagraph"/>
-        <w:numPr>
-          <w:ilvl w:val="0"/>
-          <w:numId w:val="2"/>
-        </w:numPr>
-        <w:spacing w:after="60"/>
-      </w:pPr>
-      <w:r>
-        <w:rPr>
-          <w:rFonts w:ascii="Georgia" w:cs="Georgia" w:eastAsia="Georgia" w:hAnsi="Georgia"/>
-          <w:sz w:val="22"/>
-          <w:szCs w:val="22"/>
-        </w:rPr>
-        <w:t xml:space="preserve">That is not fair to you.</w:t>
-      </w:r>
-    </w:p>
-    <w:p>
-      <w:pPr>
-        <w:pStyle w:val="ListParagraph"/>
-        <w:numPr>
-          <w:ilvl w:val="0"/>
-          <w:numId w:val="2"/>
-        </w:numPr>
-        <w:spacing w:after="60"/>
-      </w:pPr>
-      <w:r>
-        <w:rPr>
-          <w:rFonts w:ascii="Georgia" w:cs="Georgia" w:eastAsia="Georgia" w:hAnsi="Georgia"/>
-          <w:sz w:val="22"/>
-          <w:szCs w:val="22"/>
-        </w:rPr>
-        <w:t xml:space="preserve">Don't tell me you are brave. Tell me your plan.</w:t>
+        <w:t xml:space="preserve">The thing I regret most is …</w:t>
+      </w:r>
+    </w:p>
+    <w:p>
+      <w:pPr>
+        <w:pStyle w:val="ListParagraph"/>
+        <w:numPr>
+          <w:ilvl w:val="0"/>
+          <w:numId w:val="2"/>
+        </w:numPr>
+        <w:spacing w:after="60"/>
+      </w:pPr>
+      <w:r>
+        <w:rPr>
+          <w:rFonts w:ascii="Georgia" w:cs="Georgia" w:eastAsia="Georgia" w:hAnsi="Georgia"/>
+          <w:sz w:val="22"/>
+          <w:szCs w:val="22"/>
+        </w:rPr>
+        <w:t xml:space="preserve">I have never told anyone that …</w:t>
+      </w:r>
+    </w:p>
+    <w:p>
+      <w:pPr>
+        <w:pStyle w:val="ListParagraph"/>
+        <w:numPr>
+          <w:ilvl w:val="0"/>
+          <w:numId w:val="2"/>
+        </w:numPr>
+        <w:spacing w:after="60"/>
+      </w:pPr>
+      <w:r>
+        <w:rPr>
+          <w:rFonts w:ascii="Georgia" w:cs="Georgia" w:eastAsia="Georgia" w:hAnsi="Georgia"/>
+          <w:sz w:val="22"/>
+          <w:szCs w:val="22"/>
+        </w:rPr>
+        <w:t xml:space="preserve">If I don't come back tonight, somebody should know that …</w:t>
+      </w:r>
+    </w:p>
+    <w:p>
+      <w:pPr>
+        <w:pStyle w:val="ListParagraph"/>
+        <w:numPr>
+          <w:ilvl w:val="0"/>
+          <w:numId w:val="2"/>
+        </w:numPr>
+        <w:spacing w:after="60"/>
+      </w:pPr>
+      <w:r>
+        <w:rPr>
+          <w:rFonts w:ascii="Georgia" w:cs="Georgia" w:eastAsia="Georgia" w:hAnsi="Georgia"/>
+          <w:sz w:val="22"/>
+          <w:szCs w:val="22"/>
+        </w:rPr>
+        <w:t xml:space="preserve">Yes, I promise. We will …</w:t>
+      </w:r>
+    </w:p>
+    <w:p>
+      <w:pPr>
+        <w:pStyle w:val="ListParagraph"/>
+        <w:numPr>
+          <w:ilvl w:val="0"/>
+          <w:numId w:val="2"/>
+        </w:numPr>
+        <w:spacing w:after="60"/>
+      </w:pPr>
+      <w:r>
+        <w:rPr>
+          <w:rFonts w:ascii="Georgia" w:cs="Georgia" w:eastAsia="Georgia" w:hAnsi="Georgia"/>
+          <w:sz w:val="22"/>
+          <w:szCs w:val="22"/>
+        </w:rPr>
+        <w:t xml:space="preserve">I can't promise that, because …</w:t>
       </w:r>
     </w:p>
     <w:p>
@@ -3587,7 +3705,7 @@
                 <w:sz w:val="20"/>
                 <w:szCs w:val="20"/>
               </w:rPr>
-              <w:t xml:space="preserve">a deal, a pact</w:t>
+              <w:t xml:space="preserve">to promise</w:t>
             </w:r>
           </w:p>
         </w:tc>
@@ -3611,7 +3729,7 @@
                 <w:sz w:val="20"/>
                 <w:szCs w:val="20"/>
               </w:rPr>
-              <w:t xml:space="preserve">ein Pakt</w:t>
+              <w:t xml:space="preserve">versprechen</w:t>
             </w:r>
           </w:p>
         </w:tc>
@@ -3637,7 +3755,7 @@
                 <w:sz w:val="20"/>
                 <w:szCs w:val="20"/>
               </w:rPr>
-              <w:t xml:space="preserve">to sign</w:t>
+              <w:t xml:space="preserve">to regret something</w:t>
             </w:r>
           </w:p>
         </w:tc>
@@ -3661,7 +3779,7 @@
                 <w:sz w:val="20"/>
                 <w:szCs w:val="20"/>
               </w:rPr>
-              <w:t xml:space="preserve">unterschreiben</w:t>
+              <w:t xml:space="preserve">etwas bereuen</w:t>
             </w:r>
           </w:p>
         </w:tc>
@@ -3687,7 +3805,7 @@
                 <w:sz w:val="20"/>
                 <w:szCs w:val="20"/>
               </w:rPr>
-              <w:t xml:space="preserve">to volunteer</w:t>
+              <w:t xml:space="preserve">true — to lie</w:t>
             </w:r>
           </w:p>
         </w:tc>
@@ -3711,7 +3829,7 @@
                 <w:sz w:val="20"/>
                 <w:szCs w:val="20"/>
               </w:rPr>
-              <w:t xml:space="preserve">sich freiwillig melden</w:t>
+              <w:t xml:space="preserve">wahr — lügen</w:t>
             </w:r>
           </w:p>
         </w:tc>
@@ -3737,7 +3855,7 @@
                 <w:sz w:val="20"/>
                 <w:szCs w:val="20"/>
               </w:rPr>
-              <w:t xml:space="preserve">instead of</w:t>
+              <w:t xml:space="preserve">to trust somebody</w:t>
             </w:r>
           </w:p>
         </w:tc>
@@ -3761,7 +3879,7 @@
                 <w:sz w:val="20"/>
                 <w:szCs w:val="20"/>
               </w:rPr>
-              <w:t xml:space="preserve">anstelle von</w:t>
+              <w:t xml:space="preserve">jemandem vertrauen</w:t>
             </w:r>
           </w:p>
         </w:tc>
@@ -3787,7 +3905,7 @@
                 <w:sz w:val="20"/>
                 <w:szCs w:val="20"/>
               </w:rPr>
-              <w:t xml:space="preserve">to protect</w:t>
+              <w:t xml:space="preserve">a favour</w:t>
             </w:r>
           </w:p>
         </w:tc>
@@ -3811,107 +3929,7 @@
                 <w:sz w:val="20"/>
                 <w:szCs w:val="20"/>
               </w:rPr>
-              <w:t xml:space="preserve">beschützen</w:t>
-            </w:r>
-          </w:p>
-        </w:tc>
-      </w:tr>
-      <w:tr>
-        <w:tc>
-          <w:tcPr>
-            <w:tcW w:type="dxa" w:w="5100"/>
-            <w:tcMar>
-              <w:top w:type="dxa" w:w="50"/>
-              <w:left w:type="dxa" w:w="110"/>
-              <w:bottom w:type="dxa" w:w="50"/>
-              <w:right w:type="dxa" w:w="110"/>
-            </w:tcMar>
-          </w:tcPr>
-          <w:p>
-            <w:r>
-              <w:rPr>
-                <w:rFonts w:ascii="Georgia" w:cs="Georgia" w:eastAsia="Georgia" w:hAnsi="Georgia"/>
-                <w:b/>
-                <w:bCs/>
-                <w:color w:val="1A1A1A"/>
-                <w:sz w:val="20"/>
-                <w:szCs w:val="20"/>
-              </w:rPr>
-              <w:t xml:space="preserve">It is not worth it.</w:t>
-            </w:r>
-          </w:p>
-        </w:tc>
-        <w:tc>
-          <w:tcPr>
-            <w:tcW w:type="dxa" w:w="4538"/>
-            <w:tcMar>
-              <w:top w:type="dxa" w:w="50"/>
-              <w:left w:type="dxa" w:w="110"/>
-              <w:bottom w:type="dxa" w:w="50"/>
-              <w:right w:type="dxa" w:w="110"/>
-            </w:tcMar>
-          </w:tcPr>
-          <w:p>
-            <w:r>
-              <w:rPr>
-                <w:rFonts w:ascii="Georgia" w:cs="Georgia" w:eastAsia="Georgia" w:hAnsi="Georgia"/>
-                <w:b w:val="false"/>
-                <w:bCs w:val="false"/>
-                <w:color w:val="444444"/>
-                <w:sz w:val="20"/>
-                <w:szCs w:val="20"/>
-              </w:rPr>
-              <w:t xml:space="preserve">Das ist es nicht wert.</w:t>
-            </w:r>
-          </w:p>
-        </w:tc>
-      </w:tr>
-      <w:tr>
-        <w:tc>
-          <w:tcPr>
-            <w:tcW w:type="dxa" w:w="5100"/>
-            <w:tcMar>
-              <w:top w:type="dxa" w:w="50"/>
-              <w:left w:type="dxa" w:w="110"/>
-              <w:bottom w:type="dxa" w:w="50"/>
-              <w:right w:type="dxa" w:w="110"/>
-            </w:tcMar>
-          </w:tcPr>
-          <w:p>
-            <w:r>
-              <w:rPr>
-                <w:rFonts w:ascii="Georgia" w:cs="Georgia" w:eastAsia="Georgia" w:hAnsi="Georgia"/>
-                <w:b/>
-                <w:bCs/>
-                <w:color w:val="1A1A1A"/>
-                <w:sz w:val="20"/>
-                <w:szCs w:val="20"/>
-              </w:rPr>
-              <w:t xml:space="preserve">to change your mind</w:t>
-            </w:r>
-          </w:p>
-        </w:tc>
-        <w:tc>
-          <w:tcPr>
-            <w:tcW w:type="dxa" w:w="4538"/>
-            <w:tcMar>
-              <w:top w:type="dxa" w:w="50"/>
-              <w:left w:type="dxa" w:w="110"/>
-              <w:bottom w:type="dxa" w:w="50"/>
-              <w:right w:type="dxa" w:w="110"/>
-            </w:tcMar>
-          </w:tcPr>
-          <w:p>
-            <w:r>
-              <w:rPr>
-                <w:rFonts w:ascii="Georgia" w:cs="Georgia" w:eastAsia="Georgia" w:hAnsi="Georgia"/>
-                <w:b w:val="false"/>
-                <w:bCs w:val="false"/>
-                <w:color w:val="444444"/>
-                <w:sz w:val="20"/>
-                <w:szCs w:val="20"/>
-              </w:rPr>
-              <w:t xml:space="preserve">es sich anders überlegen</w:t>
+              <w:t xml:space="preserve">ein Gefallen</w:t>
             </w:r>
           </w:p>
         </w:tc>
@@ -3934,7 +3952,7 @@
           <w:sz w:val="30"/>
           <w:szCs w:val="30"/>
         </w:rPr>
-        <w:t xml:space="preserve">Teil 7 · The Count</w:t>
+        <w:t xml:space="preserve">Teil 7 · The tower</w:t>
       </w:r>
     </w:p>
     <w:p>
@@ -3961,7 +3979,7 @@
           <w:sz w:val="20"/>
           <w:szCs w:val="20"/>
         </w:rPr>
-        <w:t xml:space="preserve">Before every attack, say one sentence to him. He always answers — politely.</w:t>
+        <w:t xml:space="preserve">Mirela does not want to be rescued, and she has good reasons. Give her a real argument — then listen to her answer.</w:t>
       </w:r>
     </w:p>
     <w:p>
@@ -3995,79 +4013,97 @@
           <w:sz w:val="22"/>
           <w:szCs w:val="22"/>
         </w:rPr>
-        <w:t xml:space="preserve">What do you actually want?</w:t>
-      </w:r>
-    </w:p>
-    <w:p>
-      <w:pPr>
-        <w:pStyle w:val="ListParagraph"/>
-        <w:numPr>
-          <w:ilvl w:val="0"/>
-          <w:numId w:val="2"/>
-        </w:numPr>
-        <w:spacing w:after="60"/>
-      </w:pPr>
-      <w:r>
-        <w:rPr>
-          <w:rFonts w:ascii="Georgia" w:cs="Georgia" w:eastAsia="Georgia" w:hAnsi="Georgia"/>
-          <w:sz w:val="22"/>
-          <w:szCs w:val="22"/>
-        </w:rPr>
-        <w:t xml:space="preserve">Let her go, and we leave. That is the offer.</w:t>
-      </w:r>
-    </w:p>
-    <w:p>
-      <w:pPr>
-        <w:pStyle w:val="ListParagraph"/>
-        <w:numPr>
-          <w:ilvl w:val="0"/>
-          <w:numId w:val="2"/>
-        </w:numPr>
-        <w:spacing w:after="60"/>
-      </w:pPr>
-      <w:r>
-        <w:rPr>
-          <w:rFonts w:ascii="Georgia" w:cs="Georgia" w:eastAsia="Georgia" w:hAnsi="Georgia"/>
-          <w:sz w:val="22"/>
-          <w:szCs w:val="22"/>
-        </w:rPr>
-        <w:t xml:space="preserve">You said they were brought to you. That is not the same as innocent.</w:t>
-      </w:r>
-    </w:p>
-    <w:p>
-      <w:pPr>
-        <w:pStyle w:val="ListParagraph"/>
-        <w:numPr>
-          <w:ilvl w:val="0"/>
-          <w:numId w:val="2"/>
-        </w:numPr>
-        <w:spacing w:after="60"/>
-      </w:pPr>
-      <w:r>
-        <w:rPr>
-          <w:rFonts w:ascii="Georgia" w:cs="Georgia" w:eastAsia="Georgia" w:hAnsi="Georgia"/>
-          <w:sz w:val="22"/>
-          <w:szCs w:val="22"/>
-        </w:rPr>
-        <w:t xml:space="preserve">I am not afraid of you.</w:t>
-      </w:r>
-    </w:p>
-    <w:p>
-      <w:pPr>
-        <w:pStyle w:val="ListParagraph"/>
-        <w:numPr>
-          <w:ilvl w:val="0"/>
-          <w:numId w:val="2"/>
-        </w:numPr>
-        <w:spacing w:after="60"/>
-      </w:pPr>
-      <w:r>
-        <w:rPr>
-          <w:rFonts w:ascii="Georgia" w:cs="Georgia" w:eastAsia="Georgia" w:hAnsi="Georgia"/>
-          <w:sz w:val="22"/>
-          <w:szCs w:val="22"/>
-        </w:rPr>
-        <w:t xml:space="preserve">Stop. We can make you a better offer.</w:t>
+        <w:t xml:space="preserve">You don't have to do this, because …</w:t>
+      </w:r>
+    </w:p>
+    <w:p>
+      <w:pPr>
+        <w:pStyle w:val="ListParagraph"/>
+        <w:numPr>
+          <w:ilvl w:val="0"/>
+          <w:numId w:val="2"/>
+        </w:numPr>
+        <w:spacing w:after="60"/>
+      </w:pPr>
+      <w:r>
+        <w:rPr>
+          <w:rFonts w:ascii="Georgia" w:cs="Georgia" w:eastAsia="Georgia" w:hAnsi="Georgia"/>
+          <w:sz w:val="22"/>
+          <w:szCs w:val="22"/>
+        </w:rPr>
+        <w:t xml:space="preserve">Have you thought about what happens to …?</w:t>
+      </w:r>
+    </w:p>
+    <w:p>
+      <w:pPr>
+        <w:pStyle w:val="ListParagraph"/>
+        <w:numPr>
+          <w:ilvl w:val="0"/>
+          <w:numId w:val="2"/>
+        </w:numPr>
+        <w:spacing w:after="60"/>
+      </w:pPr>
+      <w:r>
+        <w:rPr>
+          <w:rFonts w:ascii="Georgia" w:cs="Georgia" w:eastAsia="Georgia" w:hAnsi="Georgia"/>
+          <w:sz w:val="22"/>
+          <w:szCs w:val="22"/>
+        </w:rPr>
+        <w:t xml:space="preserve">What if we … instead?</w:t>
+      </w:r>
+    </w:p>
+    <w:p>
+      <w:pPr>
+        <w:pStyle w:val="ListParagraph"/>
+        <w:numPr>
+          <w:ilvl w:val="0"/>
+          <w:numId w:val="2"/>
+        </w:numPr>
+        <w:spacing w:after="60"/>
+      </w:pPr>
+      <w:r>
+        <w:rPr>
+          <w:rFonts w:ascii="Georgia" w:cs="Georgia" w:eastAsia="Georgia" w:hAnsi="Georgia"/>
+          <w:sz w:val="22"/>
+          <w:szCs w:val="22"/>
+        </w:rPr>
+        <w:t xml:space="preserve">I understand, but …</w:t>
+      </w:r>
+    </w:p>
+    <w:p>
+      <w:pPr>
+        <w:pStyle w:val="ListParagraph"/>
+        <w:numPr>
+          <w:ilvl w:val="0"/>
+          <w:numId w:val="2"/>
+        </w:numPr>
+        <w:spacing w:after="60"/>
+      </w:pPr>
+      <w:r>
+        <w:rPr>
+          <w:rFonts w:ascii="Georgia" w:cs="Georgia" w:eastAsia="Georgia" w:hAnsi="Georgia"/>
+          <w:sz w:val="22"/>
+          <w:szCs w:val="22"/>
+        </w:rPr>
+        <w:t xml:space="preserve">That is not fair to you.</w:t>
+      </w:r>
+    </w:p>
+    <w:p>
+      <w:pPr>
+        <w:pStyle w:val="ListParagraph"/>
+        <w:numPr>
+          <w:ilvl w:val="0"/>
+          <w:numId w:val="2"/>
+        </w:numPr>
+        <w:spacing w:after="60"/>
+      </w:pPr>
+      <w:r>
+        <w:rPr>
+          <w:rFonts w:ascii="Georgia" w:cs="Georgia" w:eastAsia="Georgia" w:hAnsi="Georgia"/>
+          <w:sz w:val="22"/>
+          <w:szCs w:val="22"/>
+        </w:rPr>
+        <w:t xml:space="preserve">Don't tell me you are brave. Tell me your plan.</w:t>
       </w:r>
     </w:p>
     <w:p>
@@ -4178,7 +4214,7 @@
                 <w:sz w:val="20"/>
                 <w:szCs w:val="20"/>
               </w:rPr>
-              <w:t xml:space="preserve">to offer something</w:t>
+              <w:t xml:space="preserve">a deal, a pact</w:t>
             </w:r>
           </w:p>
         </w:tc>
@@ -4202,7 +4238,7 @@
                 <w:sz w:val="20"/>
                 <w:szCs w:val="20"/>
               </w:rPr>
-              <w:t xml:space="preserve">etwas anbieten</w:t>
+              <w:t xml:space="preserve">ein Pakt</w:t>
             </w:r>
           </w:p>
         </w:tc>
@@ -4228,7 +4264,7 @@
                 <w:sz w:val="20"/>
                 <w:szCs w:val="20"/>
               </w:rPr>
-              <w:t xml:space="preserve">to let somebody go</w:t>
+              <w:t xml:space="preserve">to sign</w:t>
             </w:r>
           </w:p>
         </w:tc>
@@ -4252,7 +4288,7 @@
                 <w:sz w:val="20"/>
                 <w:szCs w:val="20"/>
               </w:rPr>
-              <w:t xml:space="preserve">jemanden gehen lassen</w:t>
+              <w:t xml:space="preserve">unterschreiben</w:t>
             </w:r>
           </w:p>
         </w:tc>
@@ -4278,7 +4314,7 @@
                 <w:sz w:val="20"/>
                 <w:szCs w:val="20"/>
               </w:rPr>
-              <w:t xml:space="preserve">innocent</w:t>
+              <w:t xml:space="preserve">to volunteer</w:t>
             </w:r>
           </w:p>
         </w:tc>
@@ -4302,7 +4338,7 @@
                 <w:sz w:val="20"/>
                 <w:szCs w:val="20"/>
               </w:rPr>
-              <w:t xml:space="preserve">unschuldig</w:t>
+              <w:t xml:space="preserve">sich freiwillig melden</w:t>
             </w:r>
           </w:p>
         </w:tc>
@@ -4328,7 +4364,7 @@
                 <w:sz w:val="20"/>
                 <w:szCs w:val="20"/>
               </w:rPr>
-              <w:t xml:space="preserve">to give up</w:t>
+              <w:t xml:space="preserve">instead of</w:t>
             </w:r>
           </w:p>
         </w:tc>
@@ -4352,7 +4388,7 @@
                 <w:sz w:val="20"/>
                 <w:szCs w:val="20"/>
               </w:rPr>
-              <w:t xml:space="preserve">aufgeben</w:t>
+              <w:t xml:space="preserve">anstelle von</w:t>
             </w:r>
           </w:p>
         </w:tc>
@@ -4378,7 +4414,7 @@
                 <w:sz w:val="20"/>
                 <w:szCs w:val="20"/>
               </w:rPr>
-              <w:t xml:space="preserve">a promise</w:t>
+              <w:t xml:space="preserve">to protect</w:t>
             </w:r>
           </w:p>
         </w:tc>
@@ -4402,7 +4438,7 @@
                 <w:sz w:val="20"/>
                 <w:szCs w:val="20"/>
               </w:rPr>
-              <w:t xml:space="preserve">ein Versprechen</w:t>
+              <w:t xml:space="preserve">beschützen</w:t>
             </w:r>
           </w:p>
         </w:tc>
@@ -4428,7 +4464,7 @@
                 <w:sz w:val="20"/>
                 <w:szCs w:val="20"/>
               </w:rPr>
-              <w:t xml:space="preserve">forever</w:t>
+              <w:t xml:space="preserve">It is not worth it.</w:t>
             </w:r>
           </w:p>
         </w:tc>
@@ -4452,7 +4488,57 @@
                 <w:sz w:val="20"/>
                 <w:szCs w:val="20"/>
               </w:rPr>
-              <w:t xml:space="preserve">für immer</w:t>
+              <w:t xml:space="preserve">Das ist es nicht wert.</w:t>
+            </w:r>
+          </w:p>
+        </w:tc>
+      </w:tr>
+      <w:tr>
+        <w:tc>
+          <w:tcPr>
+            <w:tcW w:type="dxa" w:w="5100"/>
+            <w:tcMar>
+              <w:top w:type="dxa" w:w="50"/>
+              <w:left w:type="dxa" w:w="110"/>
+              <w:bottom w:type="dxa" w:w="50"/>
+              <w:right w:type="dxa" w:w="110"/>
+            </w:tcMar>
+          </w:tcPr>
+          <w:p>
+            <w:r>
+              <w:rPr>
+                <w:rFonts w:ascii="Georgia" w:cs="Georgia" w:eastAsia="Georgia" w:hAnsi="Georgia"/>
+                <w:b/>
+                <w:bCs/>
+                <w:color w:val="1A1A1A"/>
+                <w:sz w:val="20"/>
+                <w:szCs w:val="20"/>
+              </w:rPr>
+              <w:t xml:space="preserve">to change your mind</w:t>
+            </w:r>
+          </w:p>
+        </w:tc>
+        <w:tc>
+          <w:tcPr>
+            <w:tcW w:type="dxa" w:w="4538"/>
+            <w:tcMar>
+              <w:top w:type="dxa" w:w="50"/>
+              <w:left w:type="dxa" w:w="110"/>
+              <w:bottom w:type="dxa" w:w="50"/>
+              <w:right w:type="dxa" w:w="110"/>
+            </w:tcMar>
+          </w:tcPr>
+          <w:p>
+            <w:r>
+              <w:rPr>
+                <w:rFonts w:ascii="Georgia" w:cs="Georgia" w:eastAsia="Georgia" w:hAnsi="Georgia"/>
+                <w:b w:val="false"/>
+                <w:bCs w:val="false"/>
+                <w:color w:val="444444"/>
+                <w:sz w:val="20"/>
+                <w:szCs w:val="20"/>
+              </w:rPr>
+              <w:t xml:space="preserve">es sich anders überlegen</w:t>
             </w:r>
           </w:p>
         </w:tc>
@@ -4475,7 +4561,548 @@
           <w:sz w:val="30"/>
           <w:szCs w:val="30"/>
         </w:rPr>
-        <w:t xml:space="preserve">Teil 8 · Afterwards</w:t>
+        <w:t xml:space="preserve">Teil 8 · The Count</w:t>
+      </w:r>
+    </w:p>
+    <w:p>
+      <w:pPr>
+        <w:spacing w:after="140"/>
+      </w:pPr>
+      <w:r>
+        <w:rPr>
+          <w:rFonts w:ascii="Georgia" w:cs="Georgia" w:eastAsia="Georgia" w:hAnsi="Georgia"/>
+          <w:b/>
+          <w:bCs/>
+          <w:color w:val="7A5A1A"/>
+          <w:sz w:val="20"/>
+          <w:szCs w:val="20"/>
+        </w:rPr>
+        <w:t xml:space="preserve">What you do:  </w:t>
+      </w:r>
+      <w:r>
+        <w:rPr>
+          <w:rFonts w:ascii="Georgia" w:cs="Georgia" w:eastAsia="Georgia" w:hAnsi="Georgia"/>
+          <w:i/>
+          <w:iCs/>
+          <w:color w:val="333333"/>
+          <w:sz w:val="20"/>
+          <w:szCs w:val="20"/>
+        </w:rPr>
+        <w:t xml:space="preserve">Before every attack, say one sentence to him. He always answers — politely.</w:t>
+      </w:r>
+    </w:p>
+    <w:p>
+      <w:pPr>
+        <w:spacing w:after="80" w:before="180"/>
+      </w:pPr>
+      <w:r>
+        <w:rPr>
+          <w:rFonts w:ascii="Georgia" w:cs="Georgia" w:eastAsia="Georgia" w:hAnsi="Georgia"/>
+          <w:b/>
+          <w:bCs/>
+          <w:color w:val="1A1A1A"/>
+          <w:sz w:val="20"/>
+          <w:szCs w:val="20"/>
+        </w:rPr>
+        <w:t xml:space="preserve">Sentence starters</w:t>
+      </w:r>
+    </w:p>
+    <w:p>
+      <w:pPr>
+        <w:pStyle w:val="ListParagraph"/>
+        <w:numPr>
+          <w:ilvl w:val="0"/>
+          <w:numId w:val="2"/>
+        </w:numPr>
+        <w:spacing w:after="60"/>
+      </w:pPr>
+      <w:r>
+        <w:rPr>
+          <w:rFonts w:ascii="Georgia" w:cs="Georgia" w:eastAsia="Georgia" w:hAnsi="Georgia"/>
+          <w:sz w:val="22"/>
+          <w:szCs w:val="22"/>
+        </w:rPr>
+        <w:t xml:space="preserve">What do you actually want?</w:t>
+      </w:r>
+    </w:p>
+    <w:p>
+      <w:pPr>
+        <w:pStyle w:val="ListParagraph"/>
+        <w:numPr>
+          <w:ilvl w:val="0"/>
+          <w:numId w:val="2"/>
+        </w:numPr>
+        <w:spacing w:after="60"/>
+      </w:pPr>
+      <w:r>
+        <w:rPr>
+          <w:rFonts w:ascii="Georgia" w:cs="Georgia" w:eastAsia="Georgia" w:hAnsi="Georgia"/>
+          <w:sz w:val="22"/>
+          <w:szCs w:val="22"/>
+        </w:rPr>
+        <w:t xml:space="preserve">Let her go, and we leave. That is the offer.</w:t>
+      </w:r>
+    </w:p>
+    <w:p>
+      <w:pPr>
+        <w:pStyle w:val="ListParagraph"/>
+        <w:numPr>
+          <w:ilvl w:val="0"/>
+          <w:numId w:val="2"/>
+        </w:numPr>
+        <w:spacing w:after="60"/>
+      </w:pPr>
+      <w:r>
+        <w:rPr>
+          <w:rFonts w:ascii="Georgia" w:cs="Georgia" w:eastAsia="Georgia" w:hAnsi="Georgia"/>
+          <w:sz w:val="22"/>
+          <w:szCs w:val="22"/>
+        </w:rPr>
+        <w:t xml:space="preserve">You said they were brought to you. That is not the same as innocent.</w:t>
+      </w:r>
+    </w:p>
+    <w:p>
+      <w:pPr>
+        <w:pStyle w:val="ListParagraph"/>
+        <w:numPr>
+          <w:ilvl w:val="0"/>
+          <w:numId w:val="2"/>
+        </w:numPr>
+        <w:spacing w:after="60"/>
+      </w:pPr>
+      <w:r>
+        <w:rPr>
+          <w:rFonts w:ascii="Georgia" w:cs="Georgia" w:eastAsia="Georgia" w:hAnsi="Georgia"/>
+          <w:sz w:val="22"/>
+          <w:szCs w:val="22"/>
+        </w:rPr>
+        <w:t xml:space="preserve">I am not afraid of you.</w:t>
+      </w:r>
+    </w:p>
+    <w:p>
+      <w:pPr>
+        <w:pStyle w:val="ListParagraph"/>
+        <w:numPr>
+          <w:ilvl w:val="0"/>
+          <w:numId w:val="2"/>
+        </w:numPr>
+        <w:spacing w:after="60"/>
+      </w:pPr>
+      <w:r>
+        <w:rPr>
+          <w:rFonts w:ascii="Georgia" w:cs="Georgia" w:eastAsia="Georgia" w:hAnsi="Georgia"/>
+          <w:sz w:val="22"/>
+          <w:szCs w:val="22"/>
+        </w:rPr>
+        <w:t xml:space="preserve">Stop. We can make you a better offer.</w:t>
+      </w:r>
+    </w:p>
+    <w:p>
+      <w:pPr>
+        <w:spacing w:after="80" w:before="180"/>
+      </w:pPr>
+      <w:r>
+        <w:rPr>
+          <w:rFonts w:ascii="Georgia" w:cs="Georgia" w:eastAsia="Georgia" w:hAnsi="Georgia"/>
+          <w:b/>
+          <w:bCs/>
+          <w:color w:val="1A1A1A"/>
+          <w:sz w:val="20"/>
+          <w:szCs w:val="20"/>
+        </w:rPr>
+        <w:t xml:space="preserve">Words you might need</w:t>
+      </w:r>
+    </w:p>
+    <w:tbl>
+      <w:tblPr>
+        <w:tblW w:type="dxa" w:w="9638"/>
+        <w:tblBorders>
+          <w:top w:val="single" w:color="BFBFBF" w:sz="4"/>
+          <w:left w:val="single" w:color="BFBFBF" w:sz="4"/>
+          <w:bottom w:val="single" w:color="BFBFBF" w:sz="4"/>
+          <w:right w:val="single" w:color="BFBFBF" w:sz="4"/>
+          <w:insideH w:val="single" w:color="BFBFBF" w:sz="4"/>
+          <w:insideV w:val="single" w:color="BFBFBF" w:sz="4"/>
+        </w:tblBorders>
+      </w:tblPr>
+      <w:tblGrid>
+        <w:gridCol w:w="5100"/>
+        <w:gridCol w:w="4538"/>
+      </w:tblGrid>
+      <w:tr>
+        <w:trPr>
+          <w:tblHeader/>
+        </w:trPr>
+        <w:tc>
+          <w:tcPr>
+            <w:tcW w:type="dxa" w:w="5100"/>
+            <w:shd w:fill="F2F2F2" w:color="auto" w:val="clear"/>
+            <w:tcMar>
+              <w:top w:type="dxa" w:w="60"/>
+              <w:left w:type="dxa" w:w="110"/>
+              <w:bottom w:type="dxa" w:w="60"/>
+              <w:right w:type="dxa" w:w="110"/>
+            </w:tcMar>
+          </w:tcPr>
+          <w:p>
+            <w:r>
+              <w:rPr>
+                <w:rFonts w:ascii="Georgia" w:cs="Georgia" w:eastAsia="Georgia" w:hAnsi="Georgia"/>
+                <w:b/>
+                <w:bCs/>
+                <w:color w:val="555555"/>
+                <w:sz w:val="18"/>
+                <w:szCs w:val="18"/>
+              </w:rPr>
+              <w:t xml:space="preserve">English</w:t>
+            </w:r>
+          </w:p>
+        </w:tc>
+        <w:tc>
+          <w:tcPr>
+            <w:tcW w:type="dxa" w:w="4538"/>
+            <w:shd w:fill="F2F2F2" w:color="auto" w:val="clear"/>
+            <w:tcMar>
+              <w:top w:type="dxa" w:w="60"/>
+              <w:left w:type="dxa" w:w="110"/>
+              <w:bottom w:type="dxa" w:w="60"/>
+              <w:right w:type="dxa" w:w="110"/>
+            </w:tcMar>
+          </w:tcPr>
+          <w:p>
+            <w:r>
+              <w:rPr>
+                <w:rFonts w:ascii="Georgia" w:cs="Georgia" w:eastAsia="Georgia" w:hAnsi="Georgia"/>
+                <w:b/>
+                <w:bCs/>
+                <w:color w:val="555555"/>
+                <w:sz w:val="18"/>
+                <w:szCs w:val="18"/>
+              </w:rPr>
+              <w:t xml:space="preserve">Deutsch</w:t>
+            </w:r>
+          </w:p>
+        </w:tc>
+      </w:tr>
+      <w:tr>
+        <w:tc>
+          <w:tcPr>
+            <w:tcW w:type="dxa" w:w="5100"/>
+            <w:tcMar>
+              <w:top w:type="dxa" w:w="50"/>
+              <w:left w:type="dxa" w:w="110"/>
+              <w:bottom w:type="dxa" w:w="50"/>
+              <w:right w:type="dxa" w:w="110"/>
+            </w:tcMar>
+          </w:tcPr>
+          <w:p>
+            <w:r>
+              <w:rPr>
+                <w:rFonts w:ascii="Georgia" w:cs="Georgia" w:eastAsia="Georgia" w:hAnsi="Georgia"/>
+                <w:b/>
+                <w:bCs/>
+                <w:color w:val="1A1A1A"/>
+                <w:sz w:val="20"/>
+                <w:szCs w:val="20"/>
+              </w:rPr>
+              <w:t xml:space="preserve">to offer something</w:t>
+            </w:r>
+          </w:p>
+        </w:tc>
+        <w:tc>
+          <w:tcPr>
+            <w:tcW w:type="dxa" w:w="4538"/>
+            <w:tcMar>
+              <w:top w:type="dxa" w:w="50"/>
+              <w:left w:type="dxa" w:w="110"/>
+              <w:bottom w:type="dxa" w:w="50"/>
+              <w:right w:type="dxa" w:w="110"/>
+            </w:tcMar>
+          </w:tcPr>
+          <w:p>
+            <w:r>
+              <w:rPr>
+                <w:rFonts w:ascii="Georgia" w:cs="Georgia" w:eastAsia="Georgia" w:hAnsi="Georgia"/>
+                <w:b w:val="false"/>
+                <w:bCs w:val="false"/>
+                <w:color w:val="444444"/>
+                <w:sz w:val="20"/>
+                <w:szCs w:val="20"/>
+              </w:rPr>
+              <w:t xml:space="preserve">etwas anbieten</w:t>
+            </w:r>
+          </w:p>
+        </w:tc>
+      </w:tr>
+      <w:tr>
+        <w:tc>
+          <w:tcPr>
+            <w:tcW w:type="dxa" w:w="5100"/>
+            <w:tcMar>
+              <w:top w:type="dxa" w:w="50"/>
+              <w:left w:type="dxa" w:w="110"/>
+              <w:bottom w:type="dxa" w:w="50"/>
+              <w:right w:type="dxa" w:w="110"/>
+            </w:tcMar>
+          </w:tcPr>
+          <w:p>
+            <w:r>
+              <w:rPr>
+                <w:rFonts w:ascii="Georgia" w:cs="Georgia" w:eastAsia="Georgia" w:hAnsi="Georgia"/>
+                <w:b/>
+                <w:bCs/>
+                <w:color w:val="1A1A1A"/>
+                <w:sz w:val="20"/>
+                <w:szCs w:val="20"/>
+              </w:rPr>
+              <w:t xml:space="preserve">to let somebody go</w:t>
+            </w:r>
+          </w:p>
+        </w:tc>
+        <w:tc>
+          <w:tcPr>
+            <w:tcW w:type="dxa" w:w="4538"/>
+            <w:tcMar>
+              <w:top w:type="dxa" w:w="50"/>
+              <w:left w:type="dxa" w:w="110"/>
+              <w:bottom w:type="dxa" w:w="50"/>
+              <w:right w:type="dxa" w:w="110"/>
+            </w:tcMar>
+          </w:tcPr>
+          <w:p>
+            <w:r>
+              <w:rPr>
+                <w:rFonts w:ascii="Georgia" w:cs="Georgia" w:eastAsia="Georgia" w:hAnsi="Georgia"/>
+                <w:b w:val="false"/>
+                <w:bCs w:val="false"/>
+                <w:color w:val="444444"/>
+                <w:sz w:val="20"/>
+                <w:szCs w:val="20"/>
+              </w:rPr>
+              <w:t xml:space="preserve">jemanden gehen lassen</w:t>
+            </w:r>
+          </w:p>
+        </w:tc>
+      </w:tr>
+      <w:tr>
+        <w:tc>
+          <w:tcPr>
+            <w:tcW w:type="dxa" w:w="5100"/>
+            <w:tcMar>
+              <w:top w:type="dxa" w:w="50"/>
+              <w:left w:type="dxa" w:w="110"/>
+              <w:bottom w:type="dxa" w:w="50"/>
+              <w:right w:type="dxa" w:w="110"/>
+            </w:tcMar>
+          </w:tcPr>
+          <w:p>
+            <w:r>
+              <w:rPr>
+                <w:rFonts w:ascii="Georgia" w:cs="Georgia" w:eastAsia="Georgia" w:hAnsi="Georgia"/>
+                <w:b/>
+                <w:bCs/>
+                <w:color w:val="1A1A1A"/>
+                <w:sz w:val="20"/>
+                <w:szCs w:val="20"/>
+              </w:rPr>
+              <w:t xml:space="preserve">innocent</w:t>
+            </w:r>
+          </w:p>
+        </w:tc>
+        <w:tc>
+          <w:tcPr>
+            <w:tcW w:type="dxa" w:w="4538"/>
+            <w:tcMar>
+              <w:top w:type="dxa" w:w="50"/>
+              <w:left w:type="dxa" w:w="110"/>
+              <w:bottom w:type="dxa" w:w="50"/>
+              <w:right w:type="dxa" w:w="110"/>
+            </w:tcMar>
+          </w:tcPr>
+          <w:p>
+            <w:r>
+              <w:rPr>
+                <w:rFonts w:ascii="Georgia" w:cs="Georgia" w:eastAsia="Georgia" w:hAnsi="Georgia"/>
+                <w:b w:val="false"/>
+                <w:bCs w:val="false"/>
+                <w:color w:val="444444"/>
+                <w:sz w:val="20"/>
+                <w:szCs w:val="20"/>
+              </w:rPr>
+              <w:t xml:space="preserve">unschuldig</w:t>
+            </w:r>
+          </w:p>
+        </w:tc>
+      </w:tr>
+      <w:tr>
+        <w:tc>
+          <w:tcPr>
+            <w:tcW w:type="dxa" w:w="5100"/>
+            <w:tcMar>
+              <w:top w:type="dxa" w:w="50"/>
+              <w:left w:type="dxa" w:w="110"/>
+              <w:bottom w:type="dxa" w:w="50"/>
+              <w:right w:type="dxa" w:w="110"/>
+            </w:tcMar>
+          </w:tcPr>
+          <w:p>
+            <w:r>
+              <w:rPr>
+                <w:rFonts w:ascii="Georgia" w:cs="Georgia" w:eastAsia="Georgia" w:hAnsi="Georgia"/>
+                <w:b/>
+                <w:bCs/>
+                <w:color w:val="1A1A1A"/>
+                <w:sz w:val="20"/>
+                <w:szCs w:val="20"/>
+              </w:rPr>
+              <w:t xml:space="preserve">to give up</w:t>
+            </w:r>
+          </w:p>
+        </w:tc>
+        <w:tc>
+          <w:tcPr>
+            <w:tcW w:type="dxa" w:w="4538"/>
+            <w:tcMar>
+              <w:top w:type="dxa" w:w="50"/>
+              <w:left w:type="dxa" w:w="110"/>
+              <w:bottom w:type="dxa" w:w="50"/>
+              <w:right w:type="dxa" w:w="110"/>
+            </w:tcMar>
+          </w:tcPr>
+          <w:p>
+            <w:r>
+              <w:rPr>
+                <w:rFonts w:ascii="Georgia" w:cs="Georgia" w:eastAsia="Georgia" w:hAnsi="Georgia"/>
+                <w:b w:val="false"/>
+                <w:bCs w:val="false"/>
+                <w:color w:val="444444"/>
+                <w:sz w:val="20"/>
+                <w:szCs w:val="20"/>
+              </w:rPr>
+              <w:t xml:space="preserve">aufgeben</w:t>
+            </w:r>
+          </w:p>
+        </w:tc>
+      </w:tr>
+      <w:tr>
+        <w:tc>
+          <w:tcPr>
+            <w:tcW w:type="dxa" w:w="5100"/>
+            <w:tcMar>
+              <w:top w:type="dxa" w:w="50"/>
+              <w:left w:type="dxa" w:w="110"/>
+              <w:bottom w:type="dxa" w:w="50"/>
+              <w:right w:type="dxa" w:w="110"/>
+            </w:tcMar>
+          </w:tcPr>
+          <w:p>
+            <w:r>
+              <w:rPr>
+                <w:rFonts w:ascii="Georgia" w:cs="Georgia" w:eastAsia="Georgia" w:hAnsi="Georgia"/>
+                <w:b/>
+                <w:bCs/>
+                <w:color w:val="1A1A1A"/>
+                <w:sz w:val="20"/>
+                <w:szCs w:val="20"/>
+              </w:rPr>
+              <w:t xml:space="preserve">a promise</w:t>
+            </w:r>
+          </w:p>
+        </w:tc>
+        <w:tc>
+          <w:tcPr>
+            <w:tcW w:type="dxa" w:w="4538"/>
+            <w:tcMar>
+              <w:top w:type="dxa" w:w="50"/>
+              <w:left w:type="dxa" w:w="110"/>
+              <w:bottom w:type="dxa" w:w="50"/>
+              <w:right w:type="dxa" w:w="110"/>
+            </w:tcMar>
+          </w:tcPr>
+          <w:p>
+            <w:r>
+              <w:rPr>
+                <w:rFonts w:ascii="Georgia" w:cs="Georgia" w:eastAsia="Georgia" w:hAnsi="Georgia"/>
+                <w:b w:val="false"/>
+                <w:bCs w:val="false"/>
+                <w:color w:val="444444"/>
+                <w:sz w:val="20"/>
+                <w:szCs w:val="20"/>
+              </w:rPr>
+              <w:t xml:space="preserve">ein Versprechen</w:t>
+            </w:r>
+          </w:p>
+        </w:tc>
+      </w:tr>
+      <w:tr>
+        <w:tc>
+          <w:tcPr>
+            <w:tcW w:type="dxa" w:w="5100"/>
+            <w:tcMar>
+              <w:top w:type="dxa" w:w="50"/>
+              <w:left w:type="dxa" w:w="110"/>
+              <w:bottom w:type="dxa" w:w="50"/>
+              <w:right w:type="dxa" w:w="110"/>
+            </w:tcMar>
+          </w:tcPr>
+          <w:p>
+            <w:r>
+              <w:rPr>
+                <w:rFonts w:ascii="Georgia" w:cs="Georgia" w:eastAsia="Georgia" w:hAnsi="Georgia"/>
+                <w:b/>
+                <w:bCs/>
+                <w:color w:val="1A1A1A"/>
+                <w:sz w:val="20"/>
+                <w:szCs w:val="20"/>
+              </w:rPr>
+              <w:t xml:space="preserve">forever</w:t>
+            </w:r>
+          </w:p>
+        </w:tc>
+        <w:tc>
+          <w:tcPr>
+            <w:tcW w:type="dxa" w:w="4538"/>
+            <w:tcMar>
+              <w:top w:type="dxa" w:w="50"/>
+              <w:left w:type="dxa" w:w="110"/>
+              <w:bottom w:type="dxa" w:w="50"/>
+              <w:right w:type="dxa" w:w="110"/>
+            </w:tcMar>
+          </w:tcPr>
+          <w:p>
+            <w:r>
+              <w:rPr>
+                <w:rFonts w:ascii="Georgia" w:cs="Georgia" w:eastAsia="Georgia" w:hAnsi="Georgia"/>
+                <w:b w:val="false"/>
+                <w:bCs w:val="false"/>
+                <w:color w:val="444444"/>
+                <w:sz w:val="20"/>
+                <w:szCs w:val="20"/>
+              </w:rPr>
+              <w:t xml:space="preserve">für immer</w:t>
+            </w:r>
+          </w:p>
+        </w:tc>
+      </w:tr>
+    </w:tbl>
+    <w:p>
+      <w:pPr>
+        <w:pStyle w:val="Heading1"/>
+        <w:pBdr>
+          <w:bottom w:val="single" w:color="444444" w:sz="8" w:space="6"/>
+        </w:pBdr>
+        <w:spacing w:after="120" w:before="360"/>
+      </w:pPr>
+      <w:r>
+        <w:rPr>
+          <w:rFonts w:ascii="Georgia" w:cs="Georgia" w:eastAsia="Georgia" w:hAnsi="Georgia"/>
+          <w:b/>
+          <w:bCs/>
+          <w:color w:val="1A1A1A"/>
+          <w:sz w:val="30"/>
+          <w:szCs w:val="30"/>
+        </w:rPr>
+        <w:t xml:space="preserve">Teil 9 · Afterwards</w:t>
       </w:r>
     </w:p>
     <w:p>

--- a/helferblatt/Nachtfels_Helfer-Blatt.docx
+++ b/helferblatt/Nachtfels_Helfer-Blatt.docx
@@ -391,6 +391,42 @@
           <w:szCs w:val="22"/>
         </w:rPr>
         <w:t xml:space="preserve">I rolled a 14.</w:t>
+      </w:r>
+    </w:p>
+    <w:p>
+      <w:pPr>
+        <w:pStyle w:val="ListParagraph"/>
+        <w:numPr>
+          <w:ilvl w:val="0"/>
+          <w:numId w:val="2"/>
+        </w:numPr>
+        <w:spacing w:after="60"/>
+      </w:pPr>
+      <w:r>
+        <w:rPr>
+          <w:rFonts w:ascii="Georgia" w:cs="Georgia" w:eastAsia="Georgia" w:hAnsi="Georgia"/>
+          <w:sz w:val="22"/>
+          <w:szCs w:val="22"/>
+        </w:rPr>
+        <w:t xml:space="preserve">I drink my potion!</w:t>
+      </w:r>
+    </w:p>
+    <w:p>
+      <w:pPr>
+        <w:pStyle w:val="ListParagraph"/>
+        <w:numPr>
+          <w:ilvl w:val="0"/>
+          <w:numId w:val="2"/>
+        </w:numPr>
+        <w:spacing w:after="60"/>
+      </w:pPr>
+      <w:r>
+        <w:rPr>
+          <w:rFonts w:ascii="Georgia" w:cs="Georgia" w:eastAsia="Georgia" w:hAnsi="Georgia"/>
+          <w:sz w:val="22"/>
+          <w:szCs w:val="22"/>
+        </w:rPr>
+        <w:t xml:space="preserve">The fight is over — I heal everyone.</w:t>
       </w:r>
     </w:p>
     <w:p>

--- a/helferblatt/Nachtfels_Helfer-Blatt.docx
+++ b/helferblatt/Nachtfels_Helfer-Blatt.docx
@@ -427,6 +427,94 @@
           <w:szCs w:val="22"/>
         </w:rPr>
         <w:t xml:space="preserve">The fight is over — I heal everyone.</w:t>
+      </w:r>
+    </w:p>
+    <w:p>
+      <w:pPr>
+        <w:spacing w:after="80" w:before="180"/>
+      </w:pPr>
+      <w:r>
+        <w:rPr>
+          <w:rFonts w:ascii="Georgia" w:cs="Georgia" w:eastAsia="Georgia" w:hAnsi="Georgia"/>
+          <w:b/>
+          <w:bCs/>
+          <w:color w:val="1A1A1A"/>
+          <w:sz w:val="20"/>
+          <w:szCs w:val="20"/>
+        </w:rPr>
+        <w:t xml:space="preserve">Your talent — outside of fights</w:t>
+      </w:r>
+    </w:p>
+    <w:p>
+      <w:pPr>
+        <w:pStyle w:val="ListParagraph"/>
+        <w:numPr>
+          <w:ilvl w:val="0"/>
+          <w:numId w:val="2"/>
+        </w:numPr>
+        <w:spacing w:after="60"/>
+      </w:pPr>
+      <w:r>
+        <w:rPr>
+          <w:rFonts w:ascii="Georgia" w:cs="Georgia" w:eastAsia="Georgia" w:hAnsi="Georgia"/>
+          <w:sz w:val="22"/>
+          <w:szCs w:val="22"/>
+        </w:rPr>
+        <w:t xml:space="preserve">Can I use my Magic Hand to …?  (Arcanist)</w:t>
+      </w:r>
+    </w:p>
+    <w:p>
+      <w:pPr>
+        <w:pStyle w:val="ListParagraph"/>
+        <w:numPr>
+          <w:ilvl w:val="0"/>
+          <w:numId w:val="2"/>
+        </w:numPr>
+        <w:spacing w:after="60"/>
+      </w:pPr>
+      <w:r>
+        <w:rPr>
+          <w:rFonts w:ascii="Georgia" w:cs="Georgia" w:eastAsia="Georgia" w:hAnsi="Georgia"/>
+          <w:sz w:val="22"/>
+          <w:szCs w:val="22"/>
+        </w:rPr>
+        <w:t xml:space="preserve">I'm strong enough to … — let me try.  (Blade)</w:t>
+      </w:r>
+    </w:p>
+    <w:p>
+      <w:pPr>
+        <w:pStyle w:val="ListParagraph"/>
+        <w:numPr>
+          <w:ilvl w:val="0"/>
+          <w:numId w:val="2"/>
+        </w:numPr>
+        <w:spacing w:after="60"/>
+      </w:pPr>
+      <w:r>
+        <w:rPr>
+          <w:rFonts w:ascii="Georgia" w:cs="Georgia" w:eastAsia="Georgia" w:hAnsi="Georgia"/>
+          <w:sz w:val="22"/>
+          <w:szCs w:val="22"/>
+        </w:rPr>
+        <w:t xml:space="preserve">Wait — let me look at that wound.  (Lightbearer)</w:t>
+      </w:r>
+    </w:p>
+    <w:p>
+      <w:pPr>
+        <w:pStyle w:val="ListParagraph"/>
+        <w:numPr>
+          <w:ilvl w:val="0"/>
+          <w:numId w:val="2"/>
+        </w:numPr>
+        <w:spacing w:after="60"/>
+      </w:pPr>
+      <w:r>
+        <w:rPr>
+          <w:rFonts w:ascii="Georgia" w:cs="Georgia" w:eastAsia="Georgia" w:hAnsi="Georgia"/>
+          <w:sz w:val="22"/>
+          <w:szCs w:val="22"/>
+        </w:rPr>
+        <w:t xml:space="preserve">Can I try something first?</w:t>
       </w:r>
     </w:p>
     <w:p>

--- a/helferblatt/Nachtfels_Helfer-Blatt.docx
+++ b/helferblatt/Nachtfels_Helfer-Blatt.docx
@@ -497,6 +497,24 @@
           <w:szCs w:val="22"/>
         </w:rPr>
         <w:t xml:space="preserve">Wait — let me look at that wound.  (Lightbearer)</w:t>
+      </w:r>
+    </w:p>
+    <w:p>
+      <w:pPr>
+        <w:pStyle w:val="ListParagraph"/>
+        <w:numPr>
+          <w:ilvl w:val="0"/>
+          <w:numId w:val="2"/>
+        </w:numPr>
+        <w:spacing w:after="60"/>
+      </w:pPr>
+      <w:r>
+        <w:rPr>
+          <w:rFonts w:ascii="Georgia" w:cs="Georgia" w:eastAsia="Georgia" w:hAnsi="Georgia"/>
+          <w:sz w:val="22"/>
+          <w:szCs w:val="22"/>
+        </w:rPr>
+        <w:t xml:space="preserve">What happened to your hand?</w:t>
       </w:r>
     </w:p>
     <w:p>

--- a/helferblatt/Nachtfels_Helfer-Blatt.docx
+++ b/helferblatt/Nachtfels_Helfer-Blatt.docx
@@ -5228,6 +5228,11 @@
       </w:tr>
     </w:tbl>
     <w:p>
+      <w:r>
+        <w:br w:type="page"/>
+      </w:r>
+    </w:p>
+    <w:p>
       <w:pPr>
         <w:pStyle w:val="Heading1"/>
         <w:pBdr>
@@ -5695,6 +5700,683 @@
                 <w:szCs w:val="20"/>
               </w:rPr>
               <w:t xml:space="preserve">es wert sein</w:t>
+            </w:r>
+          </w:p>
+        </w:tc>
+      </w:tr>
+    </w:tbl>
+    <w:p>
+      <w:pPr>
+        <w:pStyle w:val="Heading1"/>
+        <w:pBdr>
+          <w:bottom w:val="single" w:color="444444" w:sz="8" w:space="6"/>
+        </w:pBdr>
+        <w:spacing w:after="120" w:before="360"/>
+      </w:pPr>
+      <w:r>
+        <w:rPr>
+          <w:rFonts w:ascii="Georgia" w:cs="Georgia" w:eastAsia="Georgia" w:hAnsi="Georgia"/>
+          <w:b/>
+          <w:bCs/>
+          <w:color w:val="1A1A1A"/>
+          <w:sz w:val="30"/>
+          <w:szCs w:val="30"/>
+        </w:rPr>
+        <w:t xml:space="preserve">Teil 10 · What happens now</w:t>
+      </w:r>
+    </w:p>
+    <w:p>
+      <w:pPr>
+        <w:spacing w:after="140"/>
+      </w:pPr>
+      <w:r>
+        <w:rPr>
+          <w:rFonts w:ascii="Georgia" w:cs="Georgia" w:eastAsia="Georgia" w:hAnsi="Georgia"/>
+          <w:b/>
+          <w:bCs/>
+          <w:color w:val="7A5A1A"/>
+          <w:sz w:val="20"/>
+          <w:szCs w:val="20"/>
+        </w:rPr>
+        <w:t xml:space="preserve">What you do:  </w:t>
+      </w:r>
+      <w:r>
+        <w:rPr>
+          <w:rFonts w:ascii="Georgia" w:cs="Georgia" w:eastAsia="Georgia" w:hAnsi="Georgia"/>
+          <w:i/>
+          <w:iCs/>
+          <w:color w:val="333333"/>
+          <w:sz w:val="20"/>
+          <w:szCs w:val="20"/>
+        </w:rPr>
+        <w:t xml:space="preserve">The evening is over, and the coach is waiting. Say what you want to do next — and why. You don't all have to agree.</w:t>
+      </w:r>
+    </w:p>
+    <w:p>
+      <w:pPr>
+        <w:spacing w:after="80" w:before="180"/>
+      </w:pPr>
+      <w:r>
+        <w:rPr>
+          <w:rFonts w:ascii="Georgia" w:cs="Georgia" w:eastAsia="Georgia" w:hAnsi="Georgia"/>
+          <w:b/>
+          <w:bCs/>
+          <w:color w:val="1A1A1A"/>
+          <w:sz w:val="20"/>
+          <w:szCs w:val="20"/>
+        </w:rPr>
+        <w:t xml:space="preserve">Sentence starters</w:t>
+      </w:r>
+    </w:p>
+    <w:p>
+      <w:pPr>
+        <w:pStyle w:val="ListParagraph"/>
+        <w:numPr>
+          <w:ilvl w:val="0"/>
+          <w:numId w:val="2"/>
+        </w:numPr>
+        <w:spacing w:after="60"/>
+      </w:pPr>
+      <w:r>
+        <w:rPr>
+          <w:rFonts w:ascii="Georgia" w:cs="Georgia" w:eastAsia="Georgia" w:hAnsi="Georgia"/>
+          <w:sz w:val="22"/>
+          <w:szCs w:val="22"/>
+        </w:rPr>
+        <w:t xml:space="preserve">I want to … because …</w:t>
+      </w:r>
+    </w:p>
+    <w:p>
+      <w:pPr>
+        <w:pStyle w:val="ListParagraph"/>
+        <w:numPr>
+          <w:ilvl w:val="0"/>
+          <w:numId w:val="2"/>
+        </w:numPr>
+        <w:spacing w:after="60"/>
+      </w:pPr>
+      <w:r>
+        <w:rPr>
+          <w:rFonts w:ascii="Georgia" w:cs="Georgia" w:eastAsia="Georgia" w:hAnsi="Georgia"/>
+          <w:sz w:val="22"/>
+          <w:szCs w:val="22"/>
+        </w:rPr>
+        <w:t xml:space="preserve">I think we should stay here until the winter is over.</w:t>
+      </w:r>
+    </w:p>
+    <w:p>
+      <w:pPr>
+        <w:pStyle w:val="ListParagraph"/>
+        <w:numPr>
+          <w:ilvl w:val="0"/>
+          <w:numId w:val="2"/>
+        </w:numPr>
+        <w:spacing w:after="60"/>
+      </w:pPr>
+      <w:r>
+        <w:rPr>
+          <w:rFonts w:ascii="Georgia" w:cs="Georgia" w:eastAsia="Georgia" w:hAnsi="Georgia"/>
+          <w:sz w:val="22"/>
+          <w:szCs w:val="22"/>
+        </w:rPr>
+        <w:t xml:space="preserve">There is another valley. We're not finished.</w:t>
+      </w:r>
+    </w:p>
+    <w:p>
+      <w:pPr>
+        <w:pStyle w:val="ListParagraph"/>
+        <w:numPr>
+          <w:ilvl w:val="0"/>
+          <w:numId w:val="2"/>
+        </w:numPr>
+        <w:spacing w:after="60"/>
+      </w:pPr>
+      <w:r>
+        <w:rPr>
+          <w:rFonts w:ascii="Georgia" w:cs="Georgia" w:eastAsia="Georgia" w:hAnsi="Georgia"/>
+          <w:sz w:val="22"/>
+          <w:szCs w:val="22"/>
+        </w:rPr>
+        <w:t xml:space="preserve">I'd rather live up there, in the castle.</w:t>
+      </w:r>
+    </w:p>
+    <w:p>
+      <w:pPr>
+        <w:pStyle w:val="ListParagraph"/>
+        <w:numPr>
+          <w:ilvl w:val="0"/>
+          <w:numId w:val="2"/>
+        </w:numPr>
+        <w:spacing w:after="60"/>
+      </w:pPr>
+      <w:r>
+        <w:rPr>
+          <w:rFonts w:ascii="Georgia" w:cs="Georgia" w:eastAsia="Georgia" w:hAnsi="Georgia"/>
+          <w:sz w:val="22"/>
+          <w:szCs w:val="22"/>
+        </w:rPr>
+        <w:t xml:space="preserve">I'm not going with you. I'm staying — and here's why.</w:t>
+      </w:r>
+    </w:p>
+    <w:p>
+      <w:pPr>
+        <w:pStyle w:val="ListParagraph"/>
+        <w:numPr>
+          <w:ilvl w:val="0"/>
+          <w:numId w:val="2"/>
+        </w:numPr>
+        <w:spacing w:after="60"/>
+      </w:pPr>
+      <w:r>
+        <w:rPr>
+          <w:rFonts w:ascii="Georgia" w:cs="Georgia" w:eastAsia="Georgia" w:hAnsi="Georgia"/>
+          <w:sz w:val="22"/>
+          <w:szCs w:val="22"/>
+        </w:rPr>
+        <w:t xml:space="preserve">What about Lene? What about Tobias?</w:t>
+      </w:r>
+    </w:p>
+    <w:p>
+      <w:pPr>
+        <w:pStyle w:val="ListParagraph"/>
+        <w:numPr>
+          <w:ilvl w:val="0"/>
+          <w:numId w:val="2"/>
+        </w:numPr>
+        <w:spacing w:after="60"/>
+      </w:pPr>
+      <w:r>
+        <w:rPr>
+          <w:rFonts w:ascii="Georgia" w:cs="Georgia" w:eastAsia="Georgia" w:hAnsi="Georgia"/>
+          <w:sz w:val="22"/>
+          <w:szCs w:val="22"/>
+        </w:rPr>
+        <w:t xml:space="preserve">Ask me again in the spring.</w:t>
+      </w:r>
+    </w:p>
+    <w:p>
+      <w:pPr>
+        <w:spacing w:after="80" w:before="180"/>
+      </w:pPr>
+      <w:r>
+        <w:rPr>
+          <w:rFonts w:ascii="Georgia" w:cs="Georgia" w:eastAsia="Georgia" w:hAnsi="Georgia"/>
+          <w:b/>
+          <w:bCs/>
+          <w:color w:val="1A1A1A"/>
+          <w:sz w:val="20"/>
+          <w:szCs w:val="20"/>
+        </w:rPr>
+        <w:t xml:space="preserve">Words you might need</w:t>
+      </w:r>
+    </w:p>
+    <w:tbl>
+      <w:tblPr>
+        <w:tblW w:type="dxa" w:w="9638"/>
+        <w:tblBorders>
+          <w:top w:val="single" w:color="BFBFBF" w:sz="4"/>
+          <w:left w:val="single" w:color="BFBFBF" w:sz="4"/>
+          <w:bottom w:val="single" w:color="BFBFBF" w:sz="4"/>
+          <w:right w:val="single" w:color="BFBFBF" w:sz="4"/>
+          <w:insideH w:val="single" w:color="BFBFBF" w:sz="4"/>
+          <w:insideV w:val="single" w:color="BFBFBF" w:sz="4"/>
+        </w:tblBorders>
+      </w:tblPr>
+      <w:tblGrid>
+        <w:gridCol w:w="5100"/>
+        <w:gridCol w:w="4538"/>
+      </w:tblGrid>
+      <w:tr>
+        <w:trPr>
+          <w:tblHeader/>
+        </w:trPr>
+        <w:tc>
+          <w:tcPr>
+            <w:tcW w:type="dxa" w:w="5100"/>
+            <w:shd w:fill="F2F2F2" w:color="auto" w:val="clear"/>
+            <w:tcMar>
+              <w:top w:type="dxa" w:w="60"/>
+              <w:left w:type="dxa" w:w="110"/>
+              <w:bottom w:type="dxa" w:w="60"/>
+              <w:right w:type="dxa" w:w="110"/>
+            </w:tcMar>
+          </w:tcPr>
+          <w:p>
+            <w:r>
+              <w:rPr>
+                <w:rFonts w:ascii="Georgia" w:cs="Georgia" w:eastAsia="Georgia" w:hAnsi="Georgia"/>
+                <w:b/>
+                <w:bCs/>
+                <w:color w:val="555555"/>
+                <w:sz w:val="18"/>
+                <w:szCs w:val="18"/>
+              </w:rPr>
+              <w:t xml:space="preserve">English</w:t>
+            </w:r>
+          </w:p>
+        </w:tc>
+        <w:tc>
+          <w:tcPr>
+            <w:tcW w:type="dxa" w:w="4538"/>
+            <w:shd w:fill="F2F2F2" w:color="auto" w:val="clear"/>
+            <w:tcMar>
+              <w:top w:type="dxa" w:w="60"/>
+              <w:left w:type="dxa" w:w="110"/>
+              <w:bottom w:type="dxa" w:w="60"/>
+              <w:right w:type="dxa" w:w="110"/>
+            </w:tcMar>
+          </w:tcPr>
+          <w:p>
+            <w:r>
+              <w:rPr>
+                <w:rFonts w:ascii="Georgia" w:cs="Georgia" w:eastAsia="Georgia" w:hAnsi="Georgia"/>
+                <w:b/>
+                <w:bCs/>
+                <w:color w:val="555555"/>
+                <w:sz w:val="18"/>
+                <w:szCs w:val="18"/>
+              </w:rPr>
+              <w:t xml:space="preserve">Deutsch</w:t>
+            </w:r>
+          </w:p>
+        </w:tc>
+      </w:tr>
+      <w:tr>
+        <w:tc>
+          <w:tcPr>
+            <w:tcW w:type="dxa" w:w="5100"/>
+            <w:tcMar>
+              <w:top w:type="dxa" w:w="50"/>
+              <w:left w:type="dxa" w:w="110"/>
+              <w:bottom w:type="dxa" w:w="50"/>
+              <w:right w:type="dxa" w:w="110"/>
+            </w:tcMar>
+          </w:tcPr>
+          <w:p>
+            <w:r>
+              <w:rPr>
+                <w:rFonts w:ascii="Georgia" w:cs="Georgia" w:eastAsia="Georgia" w:hAnsi="Georgia"/>
+                <w:b/>
+                <w:bCs/>
+                <w:color w:val="1A1A1A"/>
+                <w:sz w:val="20"/>
+                <w:szCs w:val="20"/>
+              </w:rPr>
+              <w:t xml:space="preserve">to stay behind</w:t>
+            </w:r>
+          </w:p>
+        </w:tc>
+        <w:tc>
+          <w:tcPr>
+            <w:tcW w:type="dxa" w:w="4538"/>
+            <w:tcMar>
+              <w:top w:type="dxa" w:w="50"/>
+              <w:left w:type="dxa" w:w="110"/>
+              <w:bottom w:type="dxa" w:w="50"/>
+              <w:right w:type="dxa" w:w="110"/>
+            </w:tcMar>
+          </w:tcPr>
+          <w:p>
+            <w:r>
+              <w:rPr>
+                <w:rFonts w:ascii="Georgia" w:cs="Georgia" w:eastAsia="Georgia" w:hAnsi="Georgia"/>
+                <w:b w:val="false"/>
+                <w:bCs w:val="false"/>
+                <w:color w:val="444444"/>
+                <w:sz w:val="20"/>
+                <w:szCs w:val="20"/>
+              </w:rPr>
+              <w:t xml:space="preserve">zurückbleiben</w:t>
+            </w:r>
+          </w:p>
+        </w:tc>
+      </w:tr>
+      <w:tr>
+        <w:tc>
+          <w:tcPr>
+            <w:tcW w:type="dxa" w:w="5100"/>
+            <w:tcMar>
+              <w:top w:type="dxa" w:w="50"/>
+              <w:left w:type="dxa" w:w="110"/>
+              <w:bottom w:type="dxa" w:w="50"/>
+              <w:right w:type="dxa" w:w="110"/>
+            </w:tcMar>
+          </w:tcPr>
+          <w:p>
+            <w:r>
+              <w:rPr>
+                <w:rFonts w:ascii="Georgia" w:cs="Georgia" w:eastAsia="Georgia" w:hAnsi="Georgia"/>
+                <w:b/>
+                <w:bCs/>
+                <w:color w:val="1A1A1A"/>
+                <w:sz w:val="20"/>
+                <w:szCs w:val="20"/>
+              </w:rPr>
+              <w:t xml:space="preserve">to move in</w:t>
+            </w:r>
+          </w:p>
+        </w:tc>
+        <w:tc>
+          <w:tcPr>
+            <w:tcW w:type="dxa" w:w="4538"/>
+            <w:tcMar>
+              <w:top w:type="dxa" w:w="50"/>
+              <w:left w:type="dxa" w:w="110"/>
+              <w:bottom w:type="dxa" w:w="50"/>
+              <w:right w:type="dxa" w:w="110"/>
+            </w:tcMar>
+          </w:tcPr>
+          <w:p>
+            <w:r>
+              <w:rPr>
+                <w:rFonts w:ascii="Georgia" w:cs="Georgia" w:eastAsia="Georgia" w:hAnsi="Georgia"/>
+                <w:b w:val="false"/>
+                <w:bCs w:val="false"/>
+                <w:color w:val="444444"/>
+                <w:sz w:val="20"/>
+                <w:szCs w:val="20"/>
+              </w:rPr>
+              <w:t xml:space="preserve">einziehen</w:t>
+            </w:r>
+          </w:p>
+        </w:tc>
+      </w:tr>
+      <w:tr>
+        <w:tc>
+          <w:tcPr>
+            <w:tcW w:type="dxa" w:w="5100"/>
+            <w:tcMar>
+              <w:top w:type="dxa" w:w="50"/>
+              <w:left w:type="dxa" w:w="110"/>
+              <w:bottom w:type="dxa" w:w="50"/>
+              <w:right w:type="dxa" w:w="110"/>
+            </w:tcMar>
+          </w:tcPr>
+          <w:p>
+            <w:r>
+              <w:rPr>
+                <w:rFonts w:ascii="Georgia" w:cs="Georgia" w:eastAsia="Georgia" w:hAnsi="Georgia"/>
+                <w:b/>
+                <w:bCs/>
+                <w:color w:val="1A1A1A"/>
+                <w:sz w:val="20"/>
+                <w:szCs w:val="20"/>
+              </w:rPr>
+              <w:t xml:space="preserve">to protect somebody</w:t>
+            </w:r>
+          </w:p>
+        </w:tc>
+        <w:tc>
+          <w:tcPr>
+            <w:tcW w:type="dxa" w:w="4538"/>
+            <w:tcMar>
+              <w:top w:type="dxa" w:w="50"/>
+              <w:left w:type="dxa" w:w="110"/>
+              <w:bottom w:type="dxa" w:w="50"/>
+              <w:right w:type="dxa" w:w="110"/>
+            </w:tcMar>
+          </w:tcPr>
+          <w:p>
+            <w:r>
+              <w:rPr>
+                <w:rFonts w:ascii="Georgia" w:cs="Georgia" w:eastAsia="Georgia" w:hAnsi="Georgia"/>
+                <w:b w:val="false"/>
+                <w:bCs w:val="false"/>
+                <w:color w:val="444444"/>
+                <w:sz w:val="20"/>
+                <w:szCs w:val="20"/>
+              </w:rPr>
+              <w:t xml:space="preserve">jemanden beschützen</w:t>
+            </w:r>
+          </w:p>
+        </w:tc>
+      </w:tr>
+      <w:tr>
+        <w:tc>
+          <w:tcPr>
+            <w:tcW w:type="dxa" w:w="5100"/>
+            <w:tcMar>
+              <w:top w:type="dxa" w:w="50"/>
+              <w:left w:type="dxa" w:w="110"/>
+              <w:bottom w:type="dxa" w:w="50"/>
+              <w:right w:type="dxa" w:w="110"/>
+            </w:tcMar>
+          </w:tcPr>
+          <w:p>
+            <w:r>
+              <w:rPr>
+                <w:rFonts w:ascii="Georgia" w:cs="Georgia" w:eastAsia="Georgia" w:hAnsi="Georgia"/>
+                <w:b/>
+                <w:bCs/>
+                <w:color w:val="1A1A1A"/>
+                <w:sz w:val="20"/>
+                <w:szCs w:val="20"/>
+              </w:rPr>
+              <w:t xml:space="preserve">on the road</w:t>
+            </w:r>
+          </w:p>
+        </w:tc>
+        <w:tc>
+          <w:tcPr>
+            <w:tcW w:type="dxa" w:w="4538"/>
+            <w:tcMar>
+              <w:top w:type="dxa" w:w="50"/>
+              <w:left w:type="dxa" w:w="110"/>
+              <w:bottom w:type="dxa" w:w="50"/>
+              <w:right w:type="dxa" w:w="110"/>
+            </w:tcMar>
+          </w:tcPr>
+          <w:p>
+            <w:r>
+              <w:rPr>
+                <w:rFonts w:ascii="Georgia" w:cs="Georgia" w:eastAsia="Georgia" w:hAnsi="Georgia"/>
+                <w:b w:val="false"/>
+                <w:bCs w:val="false"/>
+                <w:color w:val="444444"/>
+                <w:sz w:val="20"/>
+                <w:szCs w:val="20"/>
+              </w:rPr>
+              <w:t xml:space="preserve">unterwegs</w:t>
+            </w:r>
+          </w:p>
+        </w:tc>
+      </w:tr>
+      <w:tr>
+        <w:tc>
+          <w:tcPr>
+            <w:tcW w:type="dxa" w:w="5100"/>
+            <w:tcMar>
+              <w:top w:type="dxa" w:w="50"/>
+              <w:left w:type="dxa" w:w="110"/>
+              <w:bottom w:type="dxa" w:w="50"/>
+              <w:right w:type="dxa" w:w="110"/>
+            </w:tcMar>
+          </w:tcPr>
+          <w:p>
+            <w:r>
+              <w:rPr>
+                <w:rFonts w:ascii="Georgia" w:cs="Georgia" w:eastAsia="Georgia" w:hAnsi="Georgia"/>
+                <w:b/>
+                <w:bCs/>
+                <w:color w:val="1A1A1A"/>
+                <w:sz w:val="20"/>
+                <w:szCs w:val="20"/>
+              </w:rPr>
+              <w:t xml:space="preserve">to make up your mind</w:t>
+            </w:r>
+          </w:p>
+        </w:tc>
+        <w:tc>
+          <w:tcPr>
+            <w:tcW w:type="dxa" w:w="4538"/>
+            <w:tcMar>
+              <w:top w:type="dxa" w:w="50"/>
+              <w:left w:type="dxa" w:w="110"/>
+              <w:bottom w:type="dxa" w:w="50"/>
+              <w:right w:type="dxa" w:w="110"/>
+            </w:tcMar>
+          </w:tcPr>
+          <w:p>
+            <w:r>
+              <w:rPr>
+                <w:rFonts w:ascii="Georgia" w:cs="Georgia" w:eastAsia="Georgia" w:hAnsi="Georgia"/>
+                <w:b w:val="false"/>
+                <w:bCs w:val="false"/>
+                <w:color w:val="444444"/>
+                <w:sz w:val="20"/>
+                <w:szCs w:val="20"/>
+              </w:rPr>
+              <w:t xml:space="preserve">sich entscheiden</w:t>
+            </w:r>
+          </w:p>
+        </w:tc>
+      </w:tr>
+      <w:tr>
+        <w:tc>
+          <w:tcPr>
+            <w:tcW w:type="dxa" w:w="5100"/>
+            <w:tcMar>
+              <w:top w:type="dxa" w:w="50"/>
+              <w:left w:type="dxa" w:w="110"/>
+              <w:bottom w:type="dxa" w:w="50"/>
+              <w:right w:type="dxa" w:w="110"/>
+            </w:tcMar>
+          </w:tcPr>
+          <w:p>
+            <w:r>
+              <w:rPr>
+                <w:rFonts w:ascii="Georgia" w:cs="Georgia" w:eastAsia="Georgia" w:hAnsi="Georgia"/>
+                <w:b/>
+                <w:bCs/>
+                <w:color w:val="1A1A1A"/>
+                <w:sz w:val="20"/>
+                <w:szCs w:val="20"/>
+              </w:rPr>
+              <w:t xml:space="preserve">to owe somebody something</w:t>
+            </w:r>
+          </w:p>
+        </w:tc>
+        <w:tc>
+          <w:tcPr>
+            <w:tcW w:type="dxa" w:w="4538"/>
+            <w:tcMar>
+              <w:top w:type="dxa" w:w="50"/>
+              <w:left w:type="dxa" w:w="110"/>
+              <w:bottom w:type="dxa" w:w="50"/>
+              <w:right w:type="dxa" w:w="110"/>
+            </w:tcMar>
+          </w:tcPr>
+          <w:p>
+            <w:r>
+              <w:rPr>
+                <w:rFonts w:ascii="Georgia" w:cs="Georgia" w:eastAsia="Georgia" w:hAnsi="Georgia"/>
+                <w:b w:val="false"/>
+                <w:bCs w:val="false"/>
+                <w:color w:val="444444"/>
+                <w:sz w:val="20"/>
+                <w:szCs w:val="20"/>
+              </w:rPr>
+              <w:t xml:space="preserve">jemandem etwas schulden</w:t>
+            </w:r>
+          </w:p>
+        </w:tc>
+      </w:tr>
+      <w:tr>
+        <w:tc>
+          <w:tcPr>
+            <w:tcW w:type="dxa" w:w="5100"/>
+            <w:tcMar>
+              <w:top w:type="dxa" w:w="50"/>
+              <w:left w:type="dxa" w:w="110"/>
+              <w:bottom w:type="dxa" w:w="50"/>
+              <w:right w:type="dxa" w:w="110"/>
+            </w:tcMar>
+          </w:tcPr>
+          <w:p>
+            <w:r>
+              <w:rPr>
+                <w:rFonts w:ascii="Georgia" w:cs="Georgia" w:eastAsia="Georgia" w:hAnsi="Georgia"/>
+                <w:b/>
+                <w:bCs/>
+                <w:color w:val="1A1A1A"/>
+                <w:sz w:val="20"/>
+                <w:szCs w:val="20"/>
+              </w:rPr>
+              <w:t xml:space="preserve">for good</w:t>
+            </w:r>
+          </w:p>
+        </w:tc>
+        <w:tc>
+          <w:tcPr>
+            <w:tcW w:type="dxa" w:w="4538"/>
+            <w:tcMar>
+              <w:top w:type="dxa" w:w="50"/>
+              <w:left w:type="dxa" w:w="110"/>
+              <w:bottom w:type="dxa" w:w="50"/>
+              <w:right w:type="dxa" w:w="110"/>
+            </w:tcMar>
+          </w:tcPr>
+          <w:p>
+            <w:r>
+              <w:rPr>
+                <w:rFonts w:ascii="Georgia" w:cs="Georgia" w:eastAsia="Georgia" w:hAnsi="Georgia"/>
+                <w:b w:val="false"/>
+                <w:bCs w:val="false"/>
+                <w:color w:val="444444"/>
+                <w:sz w:val="20"/>
+                <w:szCs w:val="20"/>
+              </w:rPr>
+              <w:t xml:space="preserve">für immer</w:t>
+            </w:r>
+          </w:p>
+        </w:tc>
+      </w:tr>
+      <w:tr>
+        <w:tc>
+          <w:tcPr>
+            <w:tcW w:type="dxa" w:w="5100"/>
+            <w:tcMar>
+              <w:top w:type="dxa" w:w="50"/>
+              <w:left w:type="dxa" w:w="110"/>
+              <w:bottom w:type="dxa" w:w="50"/>
+              <w:right w:type="dxa" w:w="110"/>
+            </w:tcMar>
+          </w:tcPr>
+          <w:p>
+            <w:r>
+              <w:rPr>
+                <w:rFonts w:ascii="Georgia" w:cs="Georgia" w:eastAsia="Georgia" w:hAnsi="Georgia"/>
+                <w:b/>
+                <w:bCs/>
+                <w:color w:val="1A1A1A"/>
+                <w:sz w:val="20"/>
+                <w:szCs w:val="20"/>
+              </w:rPr>
+              <w:t xml:space="preserve">It's up to you.</w:t>
+            </w:r>
+          </w:p>
+        </w:tc>
+        <w:tc>
+          <w:tcPr>
+            <w:tcW w:type="dxa" w:w="4538"/>
+            <w:tcMar>
+              <w:top w:type="dxa" w:w="50"/>
+              <w:left w:type="dxa" w:w="110"/>
+              <w:bottom w:type="dxa" w:w="50"/>
+              <w:right w:type="dxa" w:w="110"/>
+            </w:tcMar>
+          </w:tcPr>
+          <w:p>
+            <w:r>
+              <w:rPr>
+                <w:rFonts w:ascii="Georgia" w:cs="Georgia" w:eastAsia="Georgia" w:hAnsi="Georgia"/>
+                <w:b w:val="false"/>
+                <w:bCs w:val="false"/>
+                <w:color w:val="444444"/>
+                <w:sz w:val="20"/>
+                <w:szCs w:val="20"/>
+              </w:rPr>
+              <w:t xml:space="preserve">Das liegt bei dir.</w:t>
             </w:r>
           </w:p>
         </w:tc>

--- a/helferblatt/Nachtfels_Helfer-Blatt.docx
+++ b/helferblatt/Nachtfels_Helfer-Blatt.docx
@@ -390,7 +390,7 @@
           <w:sz w:val="22"/>
           <w:szCs w:val="22"/>
         </w:rPr>
-        <w:t xml:space="preserve">I rolled a 14.</w:t>
+        <w:t xml:space="preserve">I rolled a nine.</w:t>
       </w:r>
     </w:p>
     <w:p>

--- a/helferblatt/Nachtfels_Helfer-Blatt.docx
+++ b/helferblatt/Nachtfels_Helfer-Blatt.docx
@@ -3052,7 +3052,7 @@
           <w:sz w:val="20"/>
           <w:szCs w:val="20"/>
         </w:rPr>
-        <w:t xml:space="preserve">The raven repeats every sentence it hears. Say one whole sentence to it — slowly and clearly.</w:t>
+        <w:t xml:space="preserve">Three doors. Each of you: which one would you choose, and why? Answer another hunter — then decide together.</w:t>
       </w:r>
     </w:p>
     <w:p>
@@ -3251,7 +3251,7 @@
                 <w:sz w:val="20"/>
                 <w:szCs w:val="20"/>
               </w:rPr>
-              <w:t xml:space="preserve">a raven</w:t>
+              <w:t xml:space="preserve">to choose</w:t>
             </w:r>
           </w:p>
         </w:tc>
@@ -3275,7 +3275,57 @@
                 <w:sz w:val="20"/>
                 <w:szCs w:val="20"/>
               </w:rPr>
-              <w:t xml:space="preserve">ein Rabe</w:t>
+              <w:t xml:space="preserve">wählen</w:t>
+            </w:r>
+          </w:p>
+        </w:tc>
+      </w:tr>
+      <w:tr>
+        <w:tc>
+          <w:tcPr>
+            <w:tcW w:type="dxa" w:w="5100"/>
+            <w:tcMar>
+              <w:top w:type="dxa" w:w="50"/>
+              <w:left w:type="dxa" w:w="110"/>
+              <w:bottom w:type="dxa" w:w="50"/>
+              <w:right w:type="dxa" w:w="110"/>
+            </w:tcMar>
+          </w:tcPr>
+          <w:p>
+            <w:r>
+              <w:rPr>
+                <w:rFonts w:ascii="Georgia" w:cs="Georgia" w:eastAsia="Georgia" w:hAnsi="Georgia"/>
+                <w:b/>
+                <w:bCs/>
+                <w:color w:val="1A1A1A"/>
+                <w:sz w:val="20"/>
+                <w:szCs w:val="20"/>
+              </w:rPr>
+              <w:t xml:space="preserve">to explore</w:t>
+            </w:r>
+          </w:p>
+        </w:tc>
+        <w:tc>
+          <w:tcPr>
+            <w:tcW w:type="dxa" w:w="4538"/>
+            <w:tcMar>
+              <w:top w:type="dxa" w:w="50"/>
+              <w:left w:type="dxa" w:w="110"/>
+              <w:bottom w:type="dxa" w:w="50"/>
+              <w:right w:type="dxa" w:w="110"/>
+            </w:tcMar>
+          </w:tcPr>
+          <w:p>
+            <w:r>
+              <w:rPr>
+                <w:rFonts w:ascii="Georgia" w:cs="Georgia" w:eastAsia="Georgia" w:hAnsi="Georgia"/>
+                <w:b w:val="false"/>
+                <w:bCs w:val="false"/>
+                <w:color w:val="444444"/>
+                <w:sz w:val="20"/>
+                <w:szCs w:val="20"/>
+              </w:rPr>
+              <w:t xml:space="preserve">erkunden</w:t>
             </w:r>
           </w:p>
         </w:tc>

--- a/helferblatt/Nachtfels_Helfer-Blatt.docx
+++ b/helferblatt/Nachtfels_Helfer-Blatt.docx
@@ -2461,7 +2461,7 @@
           <w:sz w:val="20"/>
           <w:szCs w:val="20"/>
         </w:rPr>
-        <w:t xml:space="preserve">In the cellar: convince the guard that you are guests — one calm sentence each. In the swamp: talk while you roll.</w:t>
+        <w:t xml:space="preserve">In the cellar: convince the guard that you are guests — one calm sentence each. In the swamp: one roll each — if you are stuck, call for help, and somebody explains how they pull you out.</w:t>
       </w:r>
     </w:p>
     <w:p>
@@ -2953,6 +2953,56 @@
                 <w:szCs w:val="20"/>
               </w:rPr>
               <w:t xml:space="preserve">feststecken</w:t>
+            </w:r>
+          </w:p>
+        </w:tc>
+      </w:tr>
+      <w:tr>
+        <w:tc>
+          <w:tcPr>
+            <w:tcW w:type="dxa" w:w="5100"/>
+            <w:tcMar>
+              <w:top w:type="dxa" w:w="50"/>
+              <w:left w:type="dxa" w:w="110"/>
+              <w:bottom w:type="dxa" w:w="50"/>
+              <w:right w:type="dxa" w:w="110"/>
+            </w:tcMar>
+          </w:tcPr>
+          <w:p>
+            <w:r>
+              <w:rPr>
+                <w:rFonts w:ascii="Georgia" w:cs="Georgia" w:eastAsia="Georgia" w:hAnsi="Georgia"/>
+                <w:b/>
+                <w:bCs/>
+                <w:color w:val="1A1A1A"/>
+                <w:sz w:val="20"/>
+                <w:szCs w:val="20"/>
+              </w:rPr>
+              <w:t xml:space="preserve">to pull somebody out</w:t>
+            </w:r>
+          </w:p>
+        </w:tc>
+        <w:tc>
+          <w:tcPr>
+            <w:tcW w:type="dxa" w:w="4538"/>
+            <w:tcMar>
+              <w:top w:type="dxa" w:w="50"/>
+              <w:left w:type="dxa" w:w="110"/>
+              <w:bottom w:type="dxa" w:w="50"/>
+              <w:right w:type="dxa" w:w="110"/>
+            </w:tcMar>
+          </w:tcPr>
+          <w:p>
+            <w:r>
+              <w:rPr>
+                <w:rFonts w:ascii="Georgia" w:cs="Georgia" w:eastAsia="Georgia" w:hAnsi="Georgia"/>
+                <w:b w:val="false"/>
+                <w:bCs w:val="false"/>
+                <w:color w:val="444444"/>
+                <w:sz w:val="20"/>
+                <w:szCs w:val="20"/>
+              </w:rPr>
+              <w:t xml:space="preserve">jemanden herausziehen</w:t>
             </w:r>
           </w:p>
         </w:tc>
